--- a/template.docx
+++ b/template.docx
@@ -254,7 +254,9 @@
                 <w:szCs w:val="36"/>
                 <w:lang w:val="en-US"/>
               </w:rPr>
-              <w:t>mon</w:t>
+              <w:t>31</w:t>
+              <w:br/>
+              <w:t>августа</w:t>
             </w:r>
             <w:proofErr w:type="spellEnd"/>
             <w:r>
@@ -263,7 +265,7 @@
                 <w:sz w:val="28"/>
                 <w:szCs w:val="28"/>
               </w:rPr>
-              <w:t xml:space="preserve"> </w:t>
+              <w:br/>
             </w:r>
             <w:r>
               <w:rPr>
@@ -328,7 +330,311 @@
                 <w:szCs w:val="20"/>
                 <w:lang w:val="en-US"/>
               </w:rPr>
-              <w:t>one</w:t>
+              <w:t xml:space="preserve"/>
+            </w:r>
+            <w:r>
+              <w:rPr>
+                <w:rFonts w:ascii="Times New Roman" w:eastAsia="Times New Roman" w:hAnsi="Times New Roman" w:cs="Times New Roman"/>
+                <w:sz w:val="22"/>
+                <w:szCs w:val="20"/>
+                <w:lang w:val="en-US"/>
+                <w:b w:val="on"/>
+                <w:i w:val="off"/>
+              </w:rPr>
+              <w:t>Седмица 14-я по Пятидесятнице. Поста нет. Глас 4-й</w:t>
+            </w:r>
+            <w:r>
+              <w:rPr>
+                <w:rFonts w:ascii="Times New Roman" w:eastAsia="Times New Roman" w:hAnsi="Times New Roman" w:cs="Times New Roman"/>
+                <w:sz w:val="20"/>
+                <w:szCs w:val="20"/>
+                <w:lang w:val="en-US"/>
+              </w:rPr>
+              <w:t xml:space="preserve">. Попразднство Успения Пресвятой Богородицы Мчч. Флора и Лавра </w:t>
+            </w:r>
+            <w:r>
+              <w:rPr>
+                <w:rFonts w:ascii="Times New Roman" w:eastAsia="Times New Roman" w:hAnsi="Times New Roman" w:cs="Times New Roman"/>
+                <w:sz w:val="20"/>
+                <w:szCs w:val="20"/>
+                <w:lang w:val="en-US"/>
+                <w:b w:val="on"/>
+                <w:i w:val="off"/>
+              </w:rPr>
+              <w:t/>
+            </w:r>
+            <w:r>
+              <w:rPr>
+                <w:rFonts w:ascii="Times New Roman" w:eastAsia="Times New Roman" w:hAnsi="Times New Roman" w:cs="Times New Roman"/>
+                <w:sz w:val="20"/>
+                <w:szCs w:val="20"/>
+                <w:lang w:val="en-US"/>
+                <w:b w:val="on"/>
+                <w:i w:val="off"/>
+              </w:rPr>
+              <w:t>(II)</w:t>
+            </w:r>
+            <w:r>
+              <w:rPr>
+                <w:rFonts w:ascii="Times New Roman" w:eastAsia="Times New Roman" w:hAnsi="Times New Roman" w:cs="Times New Roman"/>
+                <w:sz w:val="20"/>
+                <w:szCs w:val="20"/>
+                <w:lang w:val="en-US"/>
+                <w:b w:val="on"/>
+                <w:i w:val="off"/>
+              </w:rPr>
+              <w:t/>
+            </w:r>
+            <w:r>
+              <w:rPr>
+                <w:rFonts w:ascii="Times New Roman" w:eastAsia="Times New Roman" w:hAnsi="Times New Roman" w:cs="Times New Roman"/>
+                <w:sz w:val="20"/>
+                <w:szCs w:val="20"/>
+                <w:lang w:val="en-US"/>
+              </w:rPr>
+              <w:t xml:space="preserve"> Мчч. Е́рма, Серапио́на и Полие́на </w:t>
+            </w:r>
+            <w:r>
+              <w:rPr>
+                <w:rFonts w:ascii="Times New Roman" w:eastAsia="Times New Roman" w:hAnsi="Times New Roman" w:cs="Times New Roman"/>
+                <w:sz w:val="20"/>
+                <w:szCs w:val="20"/>
+                <w:lang w:val="en-US"/>
+                <w:b w:val="on"/>
+                <w:i w:val="off"/>
+              </w:rPr>
+              <w:t/>
+            </w:r>
+            <w:r>
+              <w:rPr>
+                <w:rFonts w:ascii="Times New Roman" w:eastAsia="Times New Roman" w:hAnsi="Times New Roman" w:cs="Times New Roman"/>
+                <w:sz w:val="20"/>
+                <w:szCs w:val="20"/>
+                <w:lang w:val="en-US"/>
+                <w:b w:val="on"/>
+                <w:i w:val="off"/>
+              </w:rPr>
+              <w:t>(II)</w:t>
+            </w:r>
+            <w:r>
+              <w:rPr>
+                <w:rFonts w:ascii="Times New Roman" w:eastAsia="Times New Roman" w:hAnsi="Times New Roman" w:cs="Times New Roman"/>
+                <w:sz w:val="20"/>
+                <w:szCs w:val="20"/>
+                <w:lang w:val="en-US"/>
+                <w:b w:val="on"/>
+                <w:i w:val="off"/>
+              </w:rPr>
+              <w:t/>
+            </w:r>
+            <w:r>
+              <w:rPr>
+                <w:rFonts w:ascii="Times New Roman" w:eastAsia="Times New Roman" w:hAnsi="Times New Roman" w:cs="Times New Roman"/>
+                <w:sz w:val="20"/>
+                <w:szCs w:val="20"/>
+                <w:lang w:val="en-US"/>
+              </w:rPr>
+              <w:t xml:space="preserve"> сщмч. Емилиа́на, епископа Требийского и с ним прмч. Иларио́на, иеромонаха, мчч. Диони́сия и Ерми́ппа </w:t>
+            </w:r>
+            <w:r>
+              <w:rPr>
+                <w:rFonts w:ascii="Times New Roman" w:eastAsia="Times New Roman" w:hAnsi="Times New Roman" w:cs="Times New Roman"/>
+                <w:sz w:val="20"/>
+                <w:szCs w:val="20"/>
+                <w:lang w:val="en-US"/>
+                <w:b w:val="on"/>
+                <w:i w:val="off"/>
+              </w:rPr>
+              <w:t>(ок. 300)</w:t>
+            </w:r>
+            <w:r>
+              <w:rPr>
+                <w:rFonts w:ascii="Times New Roman" w:eastAsia="Times New Roman" w:hAnsi="Times New Roman" w:cs="Times New Roman"/>
+                <w:sz w:val="20"/>
+                <w:szCs w:val="20"/>
+                <w:lang w:val="en-US"/>
+              </w:rPr>
+              <w:t xml:space="preserve"> свтт. Иоа́нна V </w:t>
+            </w:r>
+            <w:r>
+              <w:rPr>
+                <w:rFonts w:ascii="Times New Roman" w:eastAsia="Times New Roman" w:hAnsi="Times New Roman" w:cs="Times New Roman"/>
+                <w:sz w:val="20"/>
+                <w:szCs w:val="20"/>
+                <w:lang w:val="en-US"/>
+                <w:b w:val="on"/>
+                <w:i w:val="off"/>
+              </w:rPr>
+              <w:t>(674)</w:t>
+            </w:r>
+            <w:r>
+              <w:rPr>
+                <w:rFonts w:ascii="Times New Roman" w:eastAsia="Times New Roman" w:hAnsi="Times New Roman" w:cs="Times New Roman"/>
+                <w:sz w:val="20"/>
+                <w:szCs w:val="20"/>
+                <w:lang w:val="en-US"/>
+              </w:rPr>
+              <w:t xml:space="preserve"> и Гео́ргия I </w:t>
+            </w:r>
+            <w:r>
+              <w:rPr>
+                <w:rFonts w:ascii="Times New Roman" w:eastAsia="Times New Roman" w:hAnsi="Times New Roman" w:cs="Times New Roman"/>
+                <w:sz w:val="20"/>
+                <w:szCs w:val="20"/>
+                <w:lang w:val="en-US"/>
+                <w:b w:val="on"/>
+                <w:i w:val="off"/>
+              </w:rPr>
+              <w:t>(683)</w:t>
+            </w:r>
+            <w:r>
+              <w:rPr>
+                <w:rFonts w:ascii="Times New Roman" w:eastAsia="Times New Roman" w:hAnsi="Times New Roman" w:cs="Times New Roman"/>
+                <w:sz w:val="20"/>
+                <w:szCs w:val="20"/>
+                <w:lang w:val="en-US"/>
+              </w:rPr>
+              <w:t xml:space="preserve">, патриархов Константинопольских прп. Мака́рия, игумена Пеликитского </w:t>
+            </w:r>
+            <w:r>
+              <w:rPr>
+                <w:rFonts w:ascii="Times New Roman" w:eastAsia="Times New Roman" w:hAnsi="Times New Roman" w:cs="Times New Roman"/>
+                <w:sz w:val="20"/>
+                <w:szCs w:val="20"/>
+                <w:lang w:val="en-US"/>
+                <w:b w:val="on"/>
+                <w:i w:val="off"/>
+              </w:rPr>
+              <w:t>(ок. 830)</w:t>
+            </w:r>
+            <w:r>
+              <w:rPr>
+                <w:rFonts w:ascii="Times New Roman" w:eastAsia="Times New Roman" w:hAnsi="Times New Roman" w:cs="Times New Roman"/>
+                <w:sz w:val="20"/>
+                <w:szCs w:val="20"/>
+                <w:lang w:val="en-US"/>
+              </w:rPr>
+              <w:t xml:space="preserve"> прп. Иоа́нна Рыльского </w:t>
+            </w:r>
+            <w:r>
+              <w:rPr>
+                <w:rFonts w:ascii="Times New Roman" w:eastAsia="Times New Roman" w:hAnsi="Times New Roman" w:cs="Times New Roman"/>
+                <w:sz w:val="20"/>
+                <w:szCs w:val="20"/>
+                <w:lang w:val="en-US"/>
+                <w:b w:val="on"/>
+                <w:i w:val="off"/>
+              </w:rPr>
+              <w:t>(946)</w:t>
+            </w:r>
+            <w:r>
+              <w:rPr>
+                <w:rFonts w:ascii="Times New Roman" w:eastAsia="Times New Roman" w:hAnsi="Times New Roman" w:cs="Times New Roman"/>
+                <w:sz w:val="20"/>
+                <w:szCs w:val="20"/>
+                <w:lang w:val="en-US"/>
+              </w:rPr>
+              <w:t xml:space="preserve"> Сщмч. Григо́рия </w:t>
+            </w:r>
+            <w:r>
+              <w:rPr>
+                <w:rFonts w:ascii="Times New Roman" w:eastAsia="Times New Roman" w:hAnsi="Times New Roman" w:cs="Times New Roman"/>
+                <w:sz w:val="20"/>
+                <w:szCs w:val="20"/>
+                <w:lang w:val="en-US"/>
+                <w:b w:val="off"/>
+                <w:i w:val="on"/>
+              </w:rPr>
+              <w:t>Бронникова</w:t>
+            </w:r>
+            <w:r>
+              <w:rPr>
+                <w:rFonts w:ascii="Times New Roman" w:eastAsia="Times New Roman" w:hAnsi="Times New Roman" w:cs="Times New Roman"/>
+                <w:sz w:val="20"/>
+                <w:szCs w:val="20"/>
+                <w:lang w:val="en-US"/>
+              </w:rPr>
+              <w:t xml:space="preserve">, пресвитера, мчч. Евге́ния </w:t>
+            </w:r>
+            <w:r>
+              <w:rPr>
+                <w:rFonts w:ascii="Times New Roman" w:eastAsia="Times New Roman" w:hAnsi="Times New Roman" w:cs="Times New Roman"/>
+                <w:sz w:val="20"/>
+                <w:szCs w:val="20"/>
+                <w:lang w:val="en-US"/>
+                <w:b w:val="off"/>
+                <w:i w:val="on"/>
+              </w:rPr>
+              <w:t>Дмитрева</w:t>
+            </w:r>
+            <w:r>
+              <w:rPr>
+                <w:rFonts w:ascii="Times New Roman" w:eastAsia="Times New Roman" w:hAnsi="Times New Roman" w:cs="Times New Roman"/>
+                <w:sz w:val="20"/>
+                <w:szCs w:val="20"/>
+                <w:lang w:val="en-US"/>
+              </w:rPr>
+              <w:t xml:space="preserve"> и Михаила </w:t>
+            </w:r>
+            <w:r>
+              <w:rPr>
+                <w:rFonts w:ascii="Times New Roman" w:eastAsia="Times New Roman" w:hAnsi="Times New Roman" w:cs="Times New Roman"/>
+                <w:sz w:val="20"/>
+                <w:szCs w:val="20"/>
+                <w:lang w:val="en-US"/>
+                <w:b w:val="off"/>
+                <w:i w:val="on"/>
+              </w:rPr>
+              <w:t>Ерегодского</w:t>
+            </w:r>
+            <w:r>
+              <w:rPr>
+                <w:rFonts w:ascii="Times New Roman" w:eastAsia="Times New Roman" w:hAnsi="Times New Roman" w:cs="Times New Roman"/>
+                <w:sz w:val="20"/>
+                <w:szCs w:val="20"/>
+                <w:lang w:val="en-US"/>
+              </w:rPr>
+              <w:t xml:space="preserve">, чтецов </w:t>
+            </w:r>
+            <w:r>
+              <w:rPr>
+                <w:rFonts w:ascii="Times New Roman" w:eastAsia="Times New Roman" w:hAnsi="Times New Roman" w:cs="Times New Roman"/>
+                <w:sz w:val="20"/>
+                <w:szCs w:val="20"/>
+                <w:lang w:val="en-US"/>
+                <w:b w:val="on"/>
+                <w:i w:val="off"/>
+              </w:rPr>
+              <w:t>(1937)</w:t>
+            </w:r>
+            <w:r>
+              <w:rPr>
+                <w:rFonts w:ascii="Times New Roman" w:eastAsia="Times New Roman" w:hAnsi="Times New Roman" w:cs="Times New Roman"/>
+                <w:sz w:val="20"/>
+                <w:szCs w:val="20"/>
+                <w:lang w:val="en-US"/>
+              </w:rPr>
+              <w:t xml:space="preserve"> Иконы Божией Матери: </w:t>
+            </w:r>
+            <w:r>
+              <w:rPr>
+                <w:rFonts w:ascii="Times New Roman" w:eastAsia="Times New Roman" w:hAnsi="Times New Roman" w:cs="Times New Roman"/>
+                <w:sz w:val="20"/>
+                <w:szCs w:val="20"/>
+                <w:lang w:val="en-US"/>
+                <w:b w:val="on"/>
+                <w:i w:val="off"/>
+              </w:rPr>
+              <w:t>Всецарица (Пантанасса)</w:t>
+            </w:r>
+            <w:r>
+              <w:rPr>
+                <w:rFonts w:ascii="Times New Roman" w:eastAsia="Times New Roman" w:hAnsi="Times New Roman" w:cs="Times New Roman"/>
+                <w:sz w:val="20"/>
+                <w:szCs w:val="20"/>
+                <w:lang w:val="en-US"/>
+              </w:rPr>
+              <w:t/>
             </w:r>
           </w:p>
         </w:tc>
@@ -368,7 +674,9 @@
                 <w:szCs w:val="36"/>
                 <w:lang w:val="en-US"/>
               </w:rPr>
-              <w:t>tue</w:t>
+              <w:t>1</w:t>
+              <w:br/>
+              <w:t>сентября</w:t>
             </w:r>
             <w:proofErr w:type="spellEnd"/>
           </w:p>
@@ -514,7 +822,187 @@
                 <w:szCs w:val="20"/>
                 <w:lang w:val="en-US"/>
               </w:rPr>
-              <w:t>two</w:t>
+              <w:t xml:space="preserve"/>
+            </w:r>
+            <w:r>
+              <w:rPr>
+                <w:rFonts w:ascii="Times New Roman" w:eastAsia="Times New Roman" w:hAnsi="Times New Roman" w:cs="Times New Roman"/>
+                <w:sz w:val="22"/>
+                <w:szCs w:val="20"/>
+                <w:lang w:val="en-US"/>
+                <w:b w:val="on"/>
+                <w:i w:val="off"/>
+              </w:rPr>
+              <w:t>Седмица 14-я по Пятидесятнице. Поста нет. Глас 4-й</w:t>
+            </w:r>
+            <w:r>
+              <w:rPr>
+                <w:rFonts w:ascii="Times New Roman" w:eastAsia="Times New Roman" w:hAnsi="Times New Roman" w:cs="Times New Roman"/>
+                <w:sz w:val="20"/>
+                <w:szCs w:val="20"/>
+                <w:lang w:val="en-US"/>
+              </w:rPr>
+              <w:t xml:space="preserve">. Попразднство Успения Пресвятой Богородицы Мч. Андре́я Стратилата и с ним 2593-х мучеников </w:t>
+            </w:r>
+            <w:r>
+              <w:rPr>
+                <w:rFonts w:ascii="Times New Roman" w:eastAsia="Times New Roman" w:hAnsi="Times New Roman" w:cs="Times New Roman"/>
+                <w:sz w:val="20"/>
+                <w:szCs w:val="20"/>
+                <w:lang w:val="en-US"/>
+                <w:b w:val="on"/>
+                <w:i w:val="off"/>
+              </w:rPr>
+              <w:t>(284–305)</w:t>
+            </w:r>
+            <w:r>
+              <w:rPr>
+                <w:rFonts w:ascii="Times New Roman" w:eastAsia="Times New Roman" w:hAnsi="Times New Roman" w:cs="Times New Roman"/>
+                <w:sz w:val="20"/>
+                <w:szCs w:val="20"/>
+                <w:lang w:val="en-US"/>
+              </w:rPr>
+              <w:t xml:space="preserve"> Свт. Питири́ма, епископа Великопермского </w:t>
+            </w:r>
+            <w:r>
+              <w:rPr>
+                <w:rFonts w:ascii="Times New Roman" w:eastAsia="Times New Roman" w:hAnsi="Times New Roman" w:cs="Times New Roman"/>
+                <w:sz w:val="20"/>
+                <w:szCs w:val="20"/>
+                <w:lang w:val="en-US"/>
+                <w:b w:val="on"/>
+                <w:i w:val="off"/>
+              </w:rPr>
+              <w:t>(1455)</w:t>
+            </w:r>
+            <w:r>
+              <w:rPr>
+                <w:rFonts w:ascii="Times New Roman" w:eastAsia="Times New Roman" w:hAnsi="Times New Roman" w:cs="Times New Roman"/>
+                <w:sz w:val="20"/>
+                <w:szCs w:val="20"/>
+                <w:lang w:val="en-US"/>
+              </w:rPr>
+              <w:t xml:space="preserve"> мчч. Тимофе́я, Ага́пия и Фе́клы </w:t>
+            </w:r>
+            <w:r>
+              <w:rPr>
+                <w:rFonts w:ascii="Times New Roman" w:eastAsia="Times New Roman" w:hAnsi="Times New Roman" w:cs="Times New Roman"/>
+                <w:sz w:val="20"/>
+                <w:szCs w:val="20"/>
+                <w:lang w:val="en-US"/>
+                <w:b w:val="on"/>
+                <w:i w:val="off"/>
+              </w:rPr>
+              <w:t>(ок. 304)</w:t>
+            </w:r>
+            <w:r>
+              <w:rPr>
+                <w:rFonts w:ascii="Times New Roman" w:eastAsia="Times New Roman" w:hAnsi="Times New Roman" w:cs="Times New Roman"/>
+                <w:sz w:val="20"/>
+                <w:szCs w:val="20"/>
+                <w:lang w:val="en-US"/>
+              </w:rPr>
+              <w:t xml:space="preserve"> Св. Николая </w:t>
+            </w:r>
+            <w:r>
+              <w:rPr>
+                <w:rFonts w:ascii="Times New Roman" w:eastAsia="Times New Roman" w:hAnsi="Times New Roman" w:cs="Times New Roman"/>
+                <w:sz w:val="20"/>
+                <w:szCs w:val="20"/>
+                <w:lang w:val="en-US"/>
+                <w:b w:val="off"/>
+                <w:i w:val="on"/>
+              </w:rPr>
+              <w:t>Лебедева</w:t>
+            </w:r>
+            <w:r>
+              <w:rPr>
+                <w:rFonts w:ascii="Times New Roman" w:eastAsia="Times New Roman" w:hAnsi="Times New Roman" w:cs="Times New Roman"/>
+                <w:sz w:val="20"/>
+                <w:szCs w:val="20"/>
+                <w:lang w:val="en-US"/>
+              </w:rPr>
+              <w:t xml:space="preserve">, исп., пресвитера </w:t>
+            </w:r>
+            <w:r>
+              <w:rPr>
+                <w:rFonts w:ascii="Times New Roman" w:eastAsia="Times New Roman" w:hAnsi="Times New Roman" w:cs="Times New Roman"/>
+                <w:sz w:val="20"/>
+                <w:szCs w:val="20"/>
+                <w:lang w:val="en-US"/>
+                <w:b w:val="on"/>
+                <w:i w:val="off"/>
+              </w:rPr>
+              <w:t>(1933)</w:t>
+            </w:r>
+            <w:r>
+              <w:rPr>
+                <w:rFonts w:ascii="Times New Roman" w:eastAsia="Times New Roman" w:hAnsi="Times New Roman" w:cs="Times New Roman"/>
+                <w:sz w:val="20"/>
+                <w:szCs w:val="20"/>
+                <w:lang w:val="en-US"/>
+              </w:rPr>
+              <w:t xml:space="preserve"> прп. Марии </w:t>
+            </w:r>
+            <w:r>
+              <w:rPr>
+                <w:rFonts w:ascii="Times New Roman" w:eastAsia="Times New Roman" w:hAnsi="Times New Roman" w:cs="Times New Roman"/>
+                <w:sz w:val="20"/>
+                <w:szCs w:val="20"/>
+                <w:lang w:val="en-US"/>
+                <w:b w:val="off"/>
+                <w:i w:val="on"/>
+              </w:rPr>
+              <w:t>Кореповой</w:t>
+            </w:r>
+            <w:r>
+              <w:rPr>
+                <w:rFonts w:ascii="Times New Roman" w:eastAsia="Times New Roman" w:hAnsi="Times New Roman" w:cs="Times New Roman"/>
+                <w:sz w:val="20"/>
+                <w:szCs w:val="20"/>
+                <w:lang w:val="en-US"/>
+              </w:rPr>
+              <w:t xml:space="preserve">, исп. </w:t>
+            </w:r>
+            <w:r>
+              <w:rPr>
+                <w:rFonts w:ascii="Times New Roman" w:eastAsia="Times New Roman" w:hAnsi="Times New Roman" w:cs="Times New Roman"/>
+                <w:sz w:val="20"/>
+                <w:szCs w:val="20"/>
+                <w:lang w:val="en-US"/>
+                <w:b w:val="on"/>
+                <w:i w:val="off"/>
+              </w:rPr>
+              <w:t>(после 1942)</w:t>
+            </w:r>
+            <w:r>
+              <w:rPr>
+                <w:rFonts w:ascii="Times New Roman" w:eastAsia="Times New Roman" w:hAnsi="Times New Roman" w:cs="Times New Roman"/>
+                <w:sz w:val="20"/>
+                <w:szCs w:val="20"/>
+                <w:lang w:val="en-US"/>
+              </w:rPr>
+              <w:t xml:space="preserve"> Иконы Божией Матери: Донская </w:t>
+            </w:r>
+            <w:r>
+              <w:rPr>
+                <w:rFonts w:ascii="Times New Roman" w:eastAsia="Times New Roman" w:hAnsi="Times New Roman" w:cs="Times New Roman"/>
+                <w:sz w:val="20"/>
+                <w:szCs w:val="20"/>
+                <w:lang w:val="en-US"/>
+                <w:b w:val="on"/>
+                <w:i w:val="off"/>
+              </w:rPr>
+              <w:t>(празднество установлено в память избавления Москвы от татар в 1591 г.)</w:t>
+            </w:r>
+            <w:r>
+              <w:rPr>
+                <w:rFonts w:ascii="Times New Roman" w:eastAsia="Times New Roman" w:hAnsi="Times New Roman" w:cs="Times New Roman"/>
+                <w:sz w:val="20"/>
+                <w:szCs w:val="20"/>
+                <w:lang w:val="en-US"/>
+              </w:rPr>
+              <w:t/>
             </w:r>
           </w:p>
         </w:tc>
@@ -553,7 +1041,9 @@
                 <w:szCs w:val="36"/>
                 <w:lang w:val="en-US"/>
               </w:rPr>
-              <w:t>wen</w:t>
+              <w:t>2</w:t>
+              <w:br/>
+              <w:t>сентября</w:t>
             </w:r>
           </w:p>
           <w:p>
@@ -626,7 +1116,247 @@
                 <w:szCs w:val="20"/>
                 <w:lang w:val="en-US"/>
               </w:rPr>
-              <w:t>three</w:t>
+              <w:t xml:space="preserve"/>
+            </w:r>
+            <w:r>
+              <w:rPr>
+                <w:rFonts w:ascii="Times New Roman" w:hAnsi="Times New Roman" w:cs="Times New Roman"/>
+                <w:sz w:val="22"/>
+                <w:szCs w:val="20"/>
+                <w:lang w:val="en-US"/>
+                <w:b w:val="on"/>
+                <w:i w:val="off"/>
+              </w:rPr>
+              <w:t>Седмица 14-я по Пятидесятнице. Постный день. Глас 4-й</w:t>
+            </w:r>
+            <w:r>
+              <w:rPr>
+                <w:rFonts w:ascii="Times New Roman" w:hAnsi="Times New Roman" w:cs="Times New Roman"/>
+                <w:sz w:val="20"/>
+                <w:szCs w:val="20"/>
+                <w:lang w:val="en-US"/>
+              </w:rPr>
+              <w:t xml:space="preserve">. Попразднство Успения Пресвятой Богородицы Прор. Самуи́ла </w:t>
+            </w:r>
+            <w:r>
+              <w:rPr>
+                <w:rFonts w:ascii="Times New Roman" w:hAnsi="Times New Roman" w:cs="Times New Roman"/>
+                <w:sz w:val="20"/>
+                <w:szCs w:val="20"/>
+                <w:lang w:val="en-US"/>
+                <w:b w:val="on"/>
+                <w:i w:val="off"/>
+              </w:rPr>
+              <w:t>(XI в. до Р. Х.)</w:t>
+            </w:r>
+            <w:r>
+              <w:rPr>
+                <w:rFonts w:ascii="Times New Roman" w:hAnsi="Times New Roman" w:cs="Times New Roman"/>
+                <w:sz w:val="20"/>
+                <w:szCs w:val="20"/>
+                <w:lang w:val="en-US"/>
+              </w:rPr>
+              <w:t xml:space="preserve"> Мчч. Севи́ра, пресвитера и Ме́мнона и с ними 37-ми мучеников </w:t>
+            </w:r>
+            <w:r>
+              <w:rPr>
+                <w:rFonts w:ascii="Times New Roman" w:hAnsi="Times New Roman" w:cs="Times New Roman"/>
+                <w:sz w:val="20"/>
+                <w:szCs w:val="20"/>
+                <w:lang w:val="en-US"/>
+                <w:b w:val="on"/>
+                <w:i w:val="off"/>
+              </w:rPr>
+              <w:t>(304)</w:t>
+            </w:r>
+            <w:r>
+              <w:rPr>
+                <w:rFonts w:ascii="Times New Roman" w:hAnsi="Times New Roman" w:cs="Times New Roman"/>
+                <w:sz w:val="20"/>
+                <w:szCs w:val="20"/>
+                <w:lang w:val="en-US"/>
+              </w:rPr>
+              <w:t xml:space="preserve"> Прмч. Ио́сифа </w:t>
+            </w:r>
+            <w:r>
+              <w:rPr>
+                <w:rFonts w:ascii="Times New Roman" w:hAnsi="Times New Roman" w:cs="Times New Roman"/>
+                <w:sz w:val="20"/>
+                <w:szCs w:val="20"/>
+                <w:lang w:val="en-US"/>
+                <w:b w:val="off"/>
+                <w:i w:val="on"/>
+              </w:rPr>
+              <w:t>(Баранова)</w:t>
+            </w:r>
+            <w:r>
+              <w:rPr>
+                <w:rFonts w:ascii="Times New Roman" w:hAnsi="Times New Roman" w:cs="Times New Roman"/>
+                <w:sz w:val="20"/>
+                <w:szCs w:val="20"/>
+                <w:lang w:val="en-US"/>
+              </w:rPr>
+              <w:t xml:space="preserve">, иеромонаха сщмчч. Алекса́ндра </w:t>
+            </w:r>
+            <w:r>
+              <w:rPr>
+                <w:rFonts w:ascii="Times New Roman" w:hAnsi="Times New Roman" w:cs="Times New Roman"/>
+                <w:sz w:val="20"/>
+                <w:szCs w:val="20"/>
+                <w:lang w:val="en-US"/>
+                <w:b w:val="off"/>
+                <w:i w:val="on"/>
+              </w:rPr>
+              <w:t>Малиновского</w:t>
+            </w:r>
+            <w:r>
+              <w:rPr>
+                <w:rFonts w:ascii="Times New Roman" w:hAnsi="Times New Roman" w:cs="Times New Roman"/>
+                <w:sz w:val="20"/>
+                <w:szCs w:val="20"/>
+                <w:lang w:val="en-US"/>
+              </w:rPr>
+              <w:t xml:space="preserve">, Льва </w:t>
+            </w:r>
+            <w:r>
+              <w:rPr>
+                <w:rFonts w:ascii="Times New Roman" w:hAnsi="Times New Roman" w:cs="Times New Roman"/>
+                <w:sz w:val="20"/>
+                <w:szCs w:val="20"/>
+                <w:lang w:val="en-US"/>
+                <w:b w:val="off"/>
+                <w:i w:val="on"/>
+              </w:rPr>
+              <w:t>Ершова</w:t>
+            </w:r>
+            <w:r>
+              <w:rPr>
+                <w:rFonts w:ascii="Times New Roman" w:hAnsi="Times New Roman" w:cs="Times New Roman"/>
+                <w:sz w:val="20"/>
+                <w:szCs w:val="20"/>
+                <w:lang w:val="en-US"/>
+              </w:rPr>
+              <w:t xml:space="preserve">, Влади́мира </w:t>
+            </w:r>
+            <w:r>
+              <w:rPr>
+                <w:rFonts w:ascii="Times New Roman" w:hAnsi="Times New Roman" w:cs="Times New Roman"/>
+                <w:sz w:val="20"/>
+                <w:szCs w:val="20"/>
+                <w:lang w:val="en-US"/>
+                <w:b w:val="off"/>
+                <w:i w:val="on"/>
+              </w:rPr>
+              <w:t>Четверина</w:t>
+            </w:r>
+            <w:r>
+              <w:rPr>
+                <w:rFonts w:ascii="Times New Roman" w:hAnsi="Times New Roman" w:cs="Times New Roman"/>
+                <w:sz w:val="20"/>
+                <w:szCs w:val="20"/>
+                <w:lang w:val="en-US"/>
+              </w:rPr>
+              <w:t xml:space="preserve">, пресвитеров </w:t>
+            </w:r>
+            <w:r>
+              <w:rPr>
+                <w:rFonts w:ascii="Times New Roman" w:hAnsi="Times New Roman" w:cs="Times New Roman"/>
+                <w:sz w:val="20"/>
+                <w:szCs w:val="20"/>
+                <w:lang w:val="en-US"/>
+                <w:b w:val="on"/>
+                <w:i w:val="off"/>
+              </w:rPr>
+              <w:t>(1918)</w:t>
+            </w:r>
+            <w:r>
+              <w:rPr>
+                <w:rFonts w:ascii="Times New Roman" w:hAnsi="Times New Roman" w:cs="Times New Roman"/>
+                <w:sz w:val="20"/>
+                <w:szCs w:val="20"/>
+                <w:lang w:val="en-US"/>
+              </w:rPr>
+              <w:t xml:space="preserve"> сщмч. Николая </w:t>
+            </w:r>
+            <w:r>
+              <w:rPr>
+                <w:rFonts w:ascii="Times New Roman" w:hAnsi="Times New Roman" w:cs="Times New Roman"/>
+                <w:sz w:val="20"/>
+                <w:szCs w:val="20"/>
+                <w:lang w:val="en-US"/>
+                <w:b w:val="off"/>
+                <w:i w:val="on"/>
+              </w:rPr>
+              <w:t>Бирюкова</w:t>
+            </w:r>
+            <w:r>
+              <w:rPr>
+                <w:rFonts w:ascii="Times New Roman" w:hAnsi="Times New Roman" w:cs="Times New Roman"/>
+                <w:sz w:val="20"/>
+                <w:szCs w:val="20"/>
+                <w:lang w:val="en-US"/>
+              </w:rPr>
+              <w:t xml:space="preserve">, пресвитера </w:t>
+            </w:r>
+            <w:r>
+              <w:rPr>
+                <w:rFonts w:ascii="Times New Roman" w:hAnsi="Times New Roman" w:cs="Times New Roman"/>
+                <w:sz w:val="20"/>
+                <w:szCs w:val="20"/>
+                <w:lang w:val="en-US"/>
+                <w:b w:val="on"/>
+                <w:i w:val="off"/>
+              </w:rPr>
+              <w:t>(1919)</w:t>
+            </w:r>
+            <w:r>
+              <w:rPr>
+                <w:rFonts w:ascii="Times New Roman" w:hAnsi="Times New Roman" w:cs="Times New Roman"/>
+                <w:sz w:val="20"/>
+                <w:szCs w:val="20"/>
+                <w:lang w:val="en-US"/>
+              </w:rPr>
+              <w:t xml:space="preserve"> Обре́тение мощей сщмч. Гермоге́на </w:t>
+            </w:r>
+            <w:r>
+              <w:rPr>
+                <w:rFonts w:ascii="Times New Roman" w:hAnsi="Times New Roman" w:cs="Times New Roman"/>
+                <w:sz w:val="20"/>
+                <w:szCs w:val="20"/>
+                <w:lang w:val="en-US"/>
+                <w:b w:val="off"/>
+                <w:i w:val="on"/>
+              </w:rPr>
+              <w:t>(Долганева)</w:t>
+            </w:r>
+            <w:r>
+              <w:rPr>
+                <w:rFonts w:ascii="Times New Roman" w:hAnsi="Times New Roman" w:cs="Times New Roman"/>
+                <w:sz w:val="20"/>
+                <w:szCs w:val="20"/>
+                <w:lang w:val="en-US"/>
+              </w:rPr>
+              <w:t xml:space="preserve">, епископа Тобольского </w:t>
+            </w:r>
+            <w:r>
+              <w:rPr>
+                <w:rFonts w:ascii="Times New Roman" w:hAnsi="Times New Roman" w:cs="Times New Roman"/>
+                <w:sz w:val="20"/>
+                <w:szCs w:val="20"/>
+                <w:lang w:val="en-US"/>
+                <w:b w:val="on"/>
+                <w:i w:val="off"/>
+              </w:rPr>
+              <w:t>(2005)</w:t>
+            </w:r>
+            <w:r>
+              <w:rPr>
+                <w:rFonts w:ascii="Times New Roman" w:hAnsi="Times New Roman" w:cs="Times New Roman"/>
+                <w:sz w:val="20"/>
+                <w:szCs w:val="20"/>
+                <w:lang w:val="en-US"/>
+              </w:rPr>
+              <w:t/>
             </w:r>
           </w:p>
         </w:tc>
@@ -666,7 +1396,9 @@
                 <w:szCs w:val="36"/>
                 <w:lang w:val="en-US"/>
               </w:rPr>
-              <w:t>thu</w:t>
+              <w:t>3</w:t>
+              <w:br/>
+              <w:t>сентября</w:t>
             </w:r>
             <w:proofErr w:type="spellEnd"/>
           </w:p>
@@ -740,7 +1472,307 @@
                 <w:szCs w:val="20"/>
                 <w:lang w:val="en-US"/>
               </w:rPr>
-              <w:t>four</w:t>
+              <w:t xml:space="preserve"/>
+            </w:r>
+            <w:r>
+              <w:rPr>
+                <w:rFonts w:ascii="Times New Roman" w:eastAsia="Times New Roman" w:hAnsi="Times New Roman" w:cs="Times New Roman"/>
+                <w:sz w:val="22"/>
+                <w:szCs w:val="20"/>
+                <w:lang w:val="en-US"/>
+                <w:b w:val="on"/>
+                <w:i w:val="off"/>
+              </w:rPr>
+              <w:t>Седмица 14-я по Пятидесятнице. Поста нет. Глас 4-й</w:t>
+            </w:r>
+            <w:r>
+              <w:rPr>
+                <w:rFonts w:ascii="Times New Roman" w:eastAsia="Times New Roman" w:hAnsi="Times New Roman" w:cs="Times New Roman"/>
+                <w:sz w:val="20"/>
+                <w:szCs w:val="20"/>
+                <w:lang w:val="en-US"/>
+              </w:rPr>
+              <w:t xml:space="preserve">. Попразднство Успения Пресвятой Богородицы Ап. от 70-ти Фадде́я </w:t>
+            </w:r>
+            <w:r>
+              <w:rPr>
+                <w:rFonts w:ascii="Times New Roman" w:eastAsia="Times New Roman" w:hAnsi="Times New Roman" w:cs="Times New Roman"/>
+                <w:sz w:val="20"/>
+                <w:szCs w:val="20"/>
+                <w:lang w:val="en-US"/>
+                <w:b w:val="on"/>
+                <w:i w:val="off"/>
+              </w:rPr>
+              <w:t>(ок. 44)</w:t>
+            </w:r>
+            <w:r>
+              <w:rPr>
+                <w:rFonts w:ascii="Times New Roman" w:eastAsia="Times New Roman" w:hAnsi="Times New Roman" w:cs="Times New Roman"/>
+                <w:sz w:val="20"/>
+                <w:szCs w:val="20"/>
+                <w:lang w:val="en-US"/>
+              </w:rPr>
+              <w:t xml:space="preserve"> мц. Ва́ссы и чад ее, мчч. Фео́гния, Ага́пия и Писта </w:t>
+            </w:r>
+            <w:r>
+              <w:rPr>
+                <w:rFonts w:ascii="Times New Roman" w:eastAsia="Times New Roman" w:hAnsi="Times New Roman" w:cs="Times New Roman"/>
+                <w:sz w:val="20"/>
+                <w:szCs w:val="20"/>
+                <w:lang w:val="en-US"/>
+                <w:b w:val="on"/>
+                <w:i w:val="off"/>
+              </w:rPr>
+              <w:t>(305–311)</w:t>
+            </w:r>
+            <w:r>
+              <w:rPr>
+                <w:rFonts w:ascii="Times New Roman" w:eastAsia="Times New Roman" w:hAnsi="Times New Roman" w:cs="Times New Roman"/>
+                <w:sz w:val="20"/>
+                <w:szCs w:val="20"/>
+                <w:lang w:val="en-US"/>
+              </w:rPr>
+              <w:t xml:space="preserve"> прп. Авраа́мия Смоленского, архимандрита </w:t>
+            </w:r>
+            <w:r>
+              <w:rPr>
+                <w:rFonts w:ascii="Times New Roman" w:eastAsia="Times New Roman" w:hAnsi="Times New Roman" w:cs="Times New Roman"/>
+                <w:sz w:val="20"/>
+                <w:szCs w:val="20"/>
+                <w:lang w:val="en-US"/>
+                <w:b w:val="on"/>
+                <w:i w:val="off"/>
+              </w:rPr>
+              <w:t>(XIII)</w:t>
+            </w:r>
+            <w:r>
+              <w:rPr>
+                <w:rFonts w:ascii="Times New Roman" w:eastAsia="Times New Roman" w:hAnsi="Times New Roman" w:cs="Times New Roman"/>
+                <w:sz w:val="20"/>
+                <w:szCs w:val="20"/>
+                <w:lang w:val="en-US"/>
+              </w:rPr>
+              <w:t xml:space="preserve"> прп. Ма́рфы Дивеевской (Милюковой) </w:t>
+            </w:r>
+            <w:r>
+              <w:rPr>
+                <w:rFonts w:ascii="Times New Roman" w:eastAsia="Times New Roman" w:hAnsi="Times New Roman" w:cs="Times New Roman"/>
+                <w:sz w:val="20"/>
+                <w:szCs w:val="20"/>
+                <w:lang w:val="en-US"/>
+                <w:b w:val="on"/>
+                <w:i w:val="off"/>
+              </w:rPr>
+              <w:t>(1829)</w:t>
+            </w:r>
+            <w:r>
+              <w:rPr>
+                <w:rFonts w:ascii="Times New Roman" w:eastAsia="Times New Roman" w:hAnsi="Times New Roman" w:cs="Times New Roman"/>
+                <w:sz w:val="20"/>
+                <w:szCs w:val="20"/>
+                <w:lang w:val="en-US"/>
+              </w:rPr>
+              <w:t xml:space="preserve"> Прп. Авраа́мия трудолюбивого, Печерского, в Ближних пещерах </w:t>
+            </w:r>
+            <w:r>
+              <w:rPr>
+                <w:rFonts w:ascii="Times New Roman" w:eastAsia="Times New Roman" w:hAnsi="Times New Roman" w:cs="Times New Roman"/>
+                <w:sz w:val="20"/>
+                <w:szCs w:val="20"/>
+                <w:lang w:val="en-US"/>
+                <w:b w:val="on"/>
+                <w:i w:val="off"/>
+              </w:rPr>
+              <w:t>(XII–XIII)</w:t>
+            </w:r>
+            <w:r>
+              <w:rPr>
+                <w:rFonts w:ascii="Times New Roman" w:eastAsia="Times New Roman" w:hAnsi="Times New Roman" w:cs="Times New Roman"/>
+                <w:sz w:val="20"/>
+                <w:szCs w:val="20"/>
+                <w:lang w:val="en-US"/>
+              </w:rPr>
+              <w:t xml:space="preserve"> прмч. Рафаи́ла (Момчиловича), игумена Шишатовацкого </w:t>
+            </w:r>
+            <w:r>
+              <w:rPr>
+                <w:rFonts w:ascii="Times New Roman" w:eastAsia="Times New Roman" w:hAnsi="Times New Roman" w:cs="Times New Roman"/>
+                <w:sz w:val="20"/>
+                <w:szCs w:val="20"/>
+                <w:lang w:val="en-US"/>
+                <w:b w:val="on"/>
+                <w:i w:val="off"/>
+              </w:rPr>
+              <w:t>(1941)</w:t>
+            </w:r>
+            <w:r>
+              <w:rPr>
+                <w:rFonts w:ascii="Times New Roman" w:eastAsia="Times New Roman" w:hAnsi="Times New Roman" w:cs="Times New Roman"/>
+                <w:sz w:val="20"/>
+                <w:szCs w:val="20"/>
+                <w:lang w:val="en-US"/>
+              </w:rPr>
+              <w:t xml:space="preserve"> (Серб.) Сщмч. Алекса́ндра </w:t>
+            </w:r>
+            <w:r>
+              <w:rPr>
+                <w:rFonts w:ascii="Times New Roman" w:eastAsia="Times New Roman" w:hAnsi="Times New Roman" w:cs="Times New Roman"/>
+                <w:sz w:val="20"/>
+                <w:szCs w:val="20"/>
+                <w:lang w:val="en-US"/>
+                <w:b w:val="off"/>
+                <w:i w:val="on"/>
+              </w:rPr>
+              <w:t>Елоховского</w:t>
+            </w:r>
+            <w:r>
+              <w:rPr>
+                <w:rFonts w:ascii="Times New Roman" w:eastAsia="Times New Roman" w:hAnsi="Times New Roman" w:cs="Times New Roman"/>
+                <w:sz w:val="20"/>
+                <w:szCs w:val="20"/>
+                <w:lang w:val="en-US"/>
+              </w:rPr>
+              <w:t xml:space="preserve">, пресвитера </w:t>
+            </w:r>
+            <w:r>
+              <w:rPr>
+                <w:rFonts w:ascii="Times New Roman" w:eastAsia="Times New Roman" w:hAnsi="Times New Roman" w:cs="Times New Roman"/>
+                <w:sz w:val="20"/>
+                <w:szCs w:val="20"/>
+                <w:lang w:val="en-US"/>
+                <w:b w:val="on"/>
+                <w:i w:val="off"/>
+              </w:rPr>
+              <w:t>(1918)</w:t>
+            </w:r>
+            <w:r>
+              <w:rPr>
+                <w:rFonts w:ascii="Times New Roman" w:eastAsia="Times New Roman" w:hAnsi="Times New Roman" w:cs="Times New Roman"/>
+                <w:sz w:val="20"/>
+                <w:szCs w:val="20"/>
+                <w:lang w:val="en-US"/>
+              </w:rPr>
+              <w:t xml:space="preserve"> сщмчч. Павла </w:t>
+            </w:r>
+            <w:r>
+              <w:rPr>
+                <w:rFonts w:ascii="Times New Roman" w:eastAsia="Times New Roman" w:hAnsi="Times New Roman" w:cs="Times New Roman"/>
+                <w:sz w:val="20"/>
+                <w:szCs w:val="20"/>
+                <w:lang w:val="en-US"/>
+                <w:b w:val="off"/>
+                <w:i w:val="on"/>
+              </w:rPr>
+              <w:t>Ягодинского</w:t>
+            </w:r>
+            <w:r>
+              <w:rPr>
+                <w:rFonts w:ascii="Times New Roman" w:eastAsia="Times New Roman" w:hAnsi="Times New Roman" w:cs="Times New Roman"/>
+                <w:sz w:val="20"/>
+                <w:szCs w:val="20"/>
+                <w:lang w:val="en-US"/>
+              </w:rPr>
+              <w:t xml:space="preserve"> и Фео́дора </w:t>
+            </w:r>
+            <w:r>
+              <w:rPr>
+                <w:rFonts w:ascii="Times New Roman" w:eastAsia="Times New Roman" w:hAnsi="Times New Roman" w:cs="Times New Roman"/>
+                <w:sz w:val="20"/>
+                <w:szCs w:val="20"/>
+                <w:lang w:val="en-US"/>
+                <w:b w:val="off"/>
+                <w:i w:val="on"/>
+              </w:rPr>
+              <w:t>Каллистова</w:t>
+            </w:r>
+            <w:r>
+              <w:rPr>
+                <w:rFonts w:ascii="Times New Roman" w:eastAsia="Times New Roman" w:hAnsi="Times New Roman" w:cs="Times New Roman"/>
+                <w:sz w:val="20"/>
+                <w:szCs w:val="20"/>
+                <w:lang w:val="en-US"/>
+              </w:rPr>
+              <w:t xml:space="preserve">, пресвитеров </w:t>
+            </w:r>
+            <w:r>
+              <w:rPr>
+                <w:rFonts w:ascii="Times New Roman" w:eastAsia="Times New Roman" w:hAnsi="Times New Roman" w:cs="Times New Roman"/>
+                <w:sz w:val="20"/>
+                <w:szCs w:val="20"/>
+                <w:lang w:val="en-US"/>
+                <w:b w:val="on"/>
+                <w:i w:val="off"/>
+              </w:rPr>
+              <w:t>(1937)</w:t>
+            </w:r>
+            <w:r>
+              <w:rPr>
+                <w:rFonts w:ascii="Times New Roman" w:eastAsia="Times New Roman" w:hAnsi="Times New Roman" w:cs="Times New Roman"/>
+                <w:sz w:val="20"/>
+                <w:szCs w:val="20"/>
+                <w:lang w:val="en-US"/>
+              </w:rPr>
+              <w:t xml:space="preserve"> прмч. Игна́тия </w:t>
+            </w:r>
+            <w:r>
+              <w:rPr>
+                <w:rFonts w:ascii="Times New Roman" w:eastAsia="Times New Roman" w:hAnsi="Times New Roman" w:cs="Times New Roman"/>
+                <w:sz w:val="20"/>
+                <w:szCs w:val="20"/>
+                <w:lang w:val="en-US"/>
+                <w:b w:val="off"/>
+                <w:i w:val="on"/>
+              </w:rPr>
+              <w:t>(Даланова)</w:t>
+            </w:r>
+            <w:r>
+              <w:rPr>
+                <w:rFonts w:ascii="Times New Roman" w:eastAsia="Times New Roman" w:hAnsi="Times New Roman" w:cs="Times New Roman"/>
+                <w:sz w:val="20"/>
+                <w:szCs w:val="20"/>
+                <w:lang w:val="en-US"/>
+              </w:rPr>
+              <w:t xml:space="preserve">, иеромонаха </w:t>
+            </w:r>
+            <w:r>
+              <w:rPr>
+                <w:rFonts w:ascii="Times New Roman" w:eastAsia="Times New Roman" w:hAnsi="Times New Roman" w:cs="Times New Roman"/>
+                <w:sz w:val="20"/>
+                <w:szCs w:val="20"/>
+                <w:lang w:val="en-US"/>
+                <w:b w:val="on"/>
+                <w:i w:val="off"/>
+              </w:rPr>
+              <w:t>(1942)</w:t>
+            </w:r>
+            <w:r>
+              <w:rPr>
+                <w:rFonts w:ascii="Times New Roman" w:eastAsia="Times New Roman" w:hAnsi="Times New Roman" w:cs="Times New Roman"/>
+                <w:sz w:val="20"/>
+                <w:szCs w:val="20"/>
+                <w:lang w:val="en-US"/>
+              </w:rPr>
+              <w:t xml:space="preserve"> Иконы Божией Матери: Светописанная (Светописанный образ) </w:t>
+            </w:r>
+            <w:r>
+              <w:rPr>
+                <w:rFonts w:ascii="Times New Roman" w:eastAsia="Times New Roman" w:hAnsi="Times New Roman" w:cs="Times New Roman"/>
+                <w:sz w:val="20"/>
+                <w:szCs w:val="20"/>
+                <w:lang w:val="en-US"/>
+                <w:b w:val="on"/>
+                <w:i w:val="off"/>
+              </w:rPr>
+              <w:t>(1903)</w:t>
+            </w:r>
+            <w:r>
+              <w:rPr>
+                <w:rFonts w:ascii="Times New Roman" w:eastAsia="Times New Roman" w:hAnsi="Times New Roman" w:cs="Times New Roman"/>
+                <w:sz w:val="20"/>
+                <w:szCs w:val="20"/>
+                <w:lang w:val="en-US"/>
+              </w:rPr>
+              <w:t/>
             </w:r>
           </w:p>
         </w:tc>
@@ -780,7 +1812,9 @@
                 <w:szCs w:val="36"/>
                 <w:lang w:val="en-US"/>
               </w:rPr>
-              <w:t>fri</w:t>
+              <w:t>4</w:t>
+              <w:br/>
+              <w:t>сентября</w:t>
             </w:r>
             <w:proofErr w:type="spellEnd"/>
           </w:p>
@@ -866,7 +1900,637 @@
                 <w:szCs w:val="20"/>
                 <w:lang w:val="en-US"/>
               </w:rPr>
-              <w:t>five</w:t>
+              <w:t xml:space="preserve"/>
+            </w:r>
+            <w:r>
+              <w:rPr>
+                <w:rFonts w:ascii="Times New Roman" w:eastAsia="Times New Roman" w:hAnsi="Times New Roman" w:cs="Times New Roman"/>
+                <w:sz w:val="22"/>
+                <w:szCs w:val="20"/>
+                <w:lang w:val="en-US"/>
+                <w:b w:val="on"/>
+                <w:i w:val="off"/>
+              </w:rPr>
+              <w:t>Седмица 14-я по Пятидесятнице. Постный день. Глас 4-й</w:t>
+            </w:r>
+            <w:r>
+              <w:rPr>
+                <w:rFonts w:ascii="Times New Roman" w:eastAsia="Times New Roman" w:hAnsi="Times New Roman" w:cs="Times New Roman"/>
+                <w:sz w:val="20"/>
+                <w:szCs w:val="20"/>
+                <w:lang w:val="en-US"/>
+              </w:rPr>
+              <w:t xml:space="preserve">. Попразднство Успения Пресвятой Богородицы Мчч. Агафони́ка, Зо́тика, Феопре́пия (Боголе́па), Акинди́на, Севериа́на и прочих </w:t>
+            </w:r>
+            <w:r>
+              <w:rPr>
+                <w:rFonts w:ascii="Times New Roman" w:eastAsia="Times New Roman" w:hAnsi="Times New Roman" w:cs="Times New Roman"/>
+                <w:sz w:val="20"/>
+                <w:szCs w:val="20"/>
+                <w:lang w:val="en-US"/>
+                <w:b w:val="on"/>
+                <w:i w:val="off"/>
+              </w:rPr>
+              <w:t>(305–311)</w:t>
+            </w:r>
+            <w:r>
+              <w:rPr>
+                <w:rFonts w:ascii="Times New Roman" w:eastAsia="Times New Roman" w:hAnsi="Times New Roman" w:cs="Times New Roman"/>
+                <w:sz w:val="20"/>
+                <w:szCs w:val="20"/>
+                <w:lang w:val="en-US"/>
+              </w:rPr>
+              <w:t xml:space="preserve"> сщмч. Гора́зда (Па́влика), епископа Чешского и Моравско-Силезского </w:t>
+            </w:r>
+            <w:r>
+              <w:rPr>
+                <w:rFonts w:ascii="Times New Roman" w:eastAsia="Times New Roman" w:hAnsi="Times New Roman" w:cs="Times New Roman"/>
+                <w:sz w:val="20"/>
+                <w:szCs w:val="20"/>
+                <w:lang w:val="en-US"/>
+                <w:b w:val="on"/>
+                <w:i w:val="off"/>
+              </w:rPr>
+              <w:t>(1942)</w:t>
+            </w:r>
+            <w:r>
+              <w:rPr>
+                <w:rFonts w:ascii="Times New Roman" w:eastAsia="Times New Roman" w:hAnsi="Times New Roman" w:cs="Times New Roman"/>
+                <w:sz w:val="20"/>
+                <w:szCs w:val="20"/>
+                <w:lang w:val="en-US"/>
+              </w:rPr>
+              <w:t xml:space="preserve"> прп. Исаа́кия Оптинского </w:t>
+            </w:r>
+            <w:r>
+              <w:rPr>
+                <w:rFonts w:ascii="Times New Roman" w:eastAsia="Times New Roman" w:hAnsi="Times New Roman" w:cs="Times New Roman"/>
+                <w:sz w:val="20"/>
+                <w:szCs w:val="20"/>
+                <w:lang w:val="en-US"/>
+                <w:b w:val="on"/>
+                <w:i w:val="off"/>
+              </w:rPr>
+              <w:t>(1894)</w:t>
+            </w:r>
+            <w:r>
+              <w:rPr>
+                <w:rFonts w:ascii="Times New Roman" w:eastAsia="Times New Roman" w:hAnsi="Times New Roman" w:cs="Times New Roman"/>
+                <w:sz w:val="20"/>
+                <w:szCs w:val="20"/>
+                <w:lang w:val="en-US"/>
+              </w:rPr>
+              <w:t xml:space="preserve"> Сщмч. Афана́сия, епископа Тарсийского (Киликийского) </w:t>
+            </w:r>
+            <w:r>
+              <w:rPr>
+                <w:rFonts w:ascii="Times New Roman" w:eastAsia="Times New Roman" w:hAnsi="Times New Roman" w:cs="Times New Roman"/>
+                <w:sz w:val="20"/>
+                <w:szCs w:val="20"/>
+                <w:lang w:val="en-US"/>
+                <w:b w:val="on"/>
+                <w:i w:val="off"/>
+              </w:rPr>
+              <w:t/>
+            </w:r>
+            <w:r>
+              <w:rPr>
+                <w:rFonts w:ascii="Times New Roman" w:eastAsia="Times New Roman" w:hAnsi="Times New Roman" w:cs="Times New Roman"/>
+                <w:sz w:val="20"/>
+                <w:szCs w:val="20"/>
+                <w:lang w:val="en-US"/>
+                <w:b w:val="on"/>
+                <w:i w:val="off"/>
+              </w:rPr>
+              <w:t>(270–275)</w:t>
+            </w:r>
+            <w:r>
+              <w:rPr>
+                <w:rFonts w:ascii="Times New Roman" w:eastAsia="Times New Roman" w:hAnsi="Times New Roman" w:cs="Times New Roman"/>
+                <w:sz w:val="20"/>
+                <w:szCs w:val="20"/>
+                <w:lang w:val="en-US"/>
+                <w:b w:val="on"/>
+                <w:i w:val="off"/>
+              </w:rPr>
+              <w:t/>
+            </w:r>
+            <w:r>
+              <w:rPr>
+                <w:rFonts w:ascii="Times New Roman" w:eastAsia="Times New Roman" w:hAnsi="Times New Roman" w:cs="Times New Roman"/>
+                <w:sz w:val="20"/>
+                <w:szCs w:val="20"/>
+                <w:lang w:val="en-US"/>
+              </w:rPr>
+              <w:t xml:space="preserve">, прп. Анфу́сы </w:t>
+            </w:r>
+            <w:r>
+              <w:rPr>
+                <w:rFonts w:ascii="Times New Roman" w:eastAsia="Times New Roman" w:hAnsi="Times New Roman" w:cs="Times New Roman"/>
+                <w:sz w:val="20"/>
+                <w:szCs w:val="20"/>
+                <w:lang w:val="en-US"/>
+                <w:b w:val="on"/>
+                <w:i w:val="off"/>
+              </w:rPr>
+              <w:t>(ок. 298)</w:t>
+            </w:r>
+            <w:r>
+              <w:rPr>
+                <w:rFonts w:ascii="Times New Roman" w:eastAsia="Times New Roman" w:hAnsi="Times New Roman" w:cs="Times New Roman"/>
+                <w:sz w:val="20"/>
+                <w:szCs w:val="20"/>
+                <w:lang w:val="en-US"/>
+              </w:rPr>
+              <w:t xml:space="preserve"> и слуг ее, мчч. Хари́сима и Неофи́та </w:t>
+            </w:r>
+            <w:r>
+              <w:rPr>
+                <w:rFonts w:ascii="Times New Roman" w:eastAsia="Times New Roman" w:hAnsi="Times New Roman" w:cs="Times New Roman"/>
+                <w:sz w:val="20"/>
+                <w:szCs w:val="20"/>
+                <w:lang w:val="en-US"/>
+                <w:b w:val="on"/>
+                <w:i w:val="off"/>
+              </w:rPr>
+              <w:t/>
+            </w:r>
+            <w:r>
+              <w:rPr>
+                <w:rFonts w:ascii="Times New Roman" w:eastAsia="Times New Roman" w:hAnsi="Times New Roman" w:cs="Times New Roman"/>
+                <w:sz w:val="20"/>
+                <w:szCs w:val="20"/>
+                <w:lang w:val="en-US"/>
+                <w:b w:val="on"/>
+                <w:i w:val="off"/>
+              </w:rPr>
+              <w:t>(270–275)</w:t>
+            </w:r>
+            <w:r>
+              <w:rPr>
+                <w:rFonts w:ascii="Times New Roman" w:eastAsia="Times New Roman" w:hAnsi="Times New Roman" w:cs="Times New Roman"/>
+                <w:sz w:val="20"/>
+                <w:szCs w:val="20"/>
+                <w:lang w:val="en-US"/>
+                <w:b w:val="on"/>
+                <w:i w:val="off"/>
+              </w:rPr>
+              <w:t/>
+            </w:r>
+            <w:r>
+              <w:rPr>
+                <w:rFonts w:ascii="Times New Roman" w:eastAsia="Times New Roman" w:hAnsi="Times New Roman" w:cs="Times New Roman"/>
+                <w:sz w:val="20"/>
+                <w:szCs w:val="20"/>
+                <w:lang w:val="en-US"/>
+              </w:rPr>
+              <w:t xml:space="preserve"> мц. Евла́лии девы </w:t>
+            </w:r>
+            <w:r>
+              <w:rPr>
+                <w:rFonts w:ascii="Times New Roman" w:eastAsia="Times New Roman" w:hAnsi="Times New Roman" w:cs="Times New Roman"/>
+                <w:sz w:val="20"/>
+                <w:szCs w:val="20"/>
+                <w:lang w:val="en-US"/>
+                <w:b w:val="on"/>
+                <w:i w:val="off"/>
+              </w:rPr>
+              <w:t>(ок. 303)</w:t>
+            </w:r>
+            <w:r>
+              <w:rPr>
+                <w:rFonts w:ascii="Times New Roman" w:eastAsia="Times New Roman" w:hAnsi="Times New Roman" w:cs="Times New Roman"/>
+                <w:sz w:val="20"/>
+                <w:szCs w:val="20"/>
+                <w:lang w:val="en-US"/>
+              </w:rPr>
+              <w:t xml:space="preserve"> Сщмчч. Макария </w:t>
+            </w:r>
+            <w:r>
+              <w:rPr>
+                <w:rFonts w:ascii="Times New Roman" w:eastAsia="Times New Roman" w:hAnsi="Times New Roman" w:cs="Times New Roman"/>
+                <w:sz w:val="20"/>
+                <w:szCs w:val="20"/>
+                <w:lang w:val="en-US"/>
+                <w:b w:val="off"/>
+                <w:i w:val="on"/>
+              </w:rPr>
+              <w:t>(Гневушева)</w:t>
+            </w:r>
+            <w:r>
+              <w:rPr>
+                <w:rFonts w:ascii="Times New Roman" w:eastAsia="Times New Roman" w:hAnsi="Times New Roman" w:cs="Times New Roman"/>
+                <w:sz w:val="20"/>
+                <w:szCs w:val="20"/>
+                <w:lang w:val="en-US"/>
+              </w:rPr>
+              <w:t xml:space="preserve">, епископа Вяземского, Иоа́нна </w:t>
+            </w:r>
+            <w:r>
+              <w:rPr>
+                <w:rFonts w:ascii="Times New Roman" w:eastAsia="Times New Roman" w:hAnsi="Times New Roman" w:cs="Times New Roman"/>
+                <w:sz w:val="20"/>
+                <w:szCs w:val="20"/>
+                <w:lang w:val="en-US"/>
+                <w:b w:val="off"/>
+                <w:i w:val="on"/>
+              </w:rPr>
+              <w:t>Бояршинова</w:t>
+            </w:r>
+            <w:r>
+              <w:rPr>
+                <w:rFonts w:ascii="Times New Roman" w:eastAsia="Times New Roman" w:hAnsi="Times New Roman" w:cs="Times New Roman"/>
+                <w:sz w:val="20"/>
+                <w:szCs w:val="20"/>
+                <w:lang w:val="en-US"/>
+              </w:rPr>
+              <w:t xml:space="preserve"> и Алекси́я </w:t>
+            </w:r>
+            <w:r>
+              <w:rPr>
+                <w:rFonts w:ascii="Times New Roman" w:eastAsia="Times New Roman" w:hAnsi="Times New Roman" w:cs="Times New Roman"/>
+                <w:sz w:val="20"/>
+                <w:szCs w:val="20"/>
+                <w:lang w:val="en-US"/>
+                <w:b w:val="off"/>
+                <w:i w:val="on"/>
+              </w:rPr>
+              <w:t>Наумова</w:t>
+            </w:r>
+            <w:r>
+              <w:rPr>
+                <w:rFonts w:ascii="Times New Roman" w:eastAsia="Times New Roman" w:hAnsi="Times New Roman" w:cs="Times New Roman"/>
+                <w:sz w:val="20"/>
+                <w:szCs w:val="20"/>
+                <w:lang w:val="en-US"/>
+              </w:rPr>
+              <w:t xml:space="preserve">, пресвитеров </w:t>
+            </w:r>
+            <w:r>
+              <w:rPr>
+                <w:rFonts w:ascii="Times New Roman" w:eastAsia="Times New Roman" w:hAnsi="Times New Roman" w:cs="Times New Roman"/>
+                <w:sz w:val="20"/>
+                <w:szCs w:val="20"/>
+                <w:lang w:val="en-US"/>
+                <w:b w:val="on"/>
+                <w:i w:val="off"/>
+              </w:rPr>
+              <w:t>(1918)</w:t>
+            </w:r>
+            <w:r>
+              <w:rPr>
+                <w:rFonts w:ascii="Times New Roman" w:eastAsia="Times New Roman" w:hAnsi="Times New Roman" w:cs="Times New Roman"/>
+                <w:sz w:val="20"/>
+                <w:szCs w:val="20"/>
+                <w:lang w:val="en-US"/>
+              </w:rPr>
+              <w:t xml:space="preserve"> сщмчч. Фео́дора </w:t>
+            </w:r>
+            <w:r>
+              <w:rPr>
+                <w:rFonts w:ascii="Times New Roman" w:eastAsia="Times New Roman" w:hAnsi="Times New Roman" w:cs="Times New Roman"/>
+                <w:sz w:val="20"/>
+                <w:szCs w:val="20"/>
+                <w:lang w:val="en-US"/>
+                <w:b w:val="off"/>
+                <w:i w:val="on"/>
+              </w:rPr>
+              <w:t>(</w:t>
+            </w:r>
+            <w:r>
+              <w:rPr>
+                <w:rFonts w:ascii="Times New Roman" w:eastAsia="Times New Roman" w:hAnsi="Times New Roman" w:cs="Times New Roman"/>
+                <w:sz w:val="20"/>
+                <w:szCs w:val="20"/>
+                <w:lang w:val="en-US"/>
+                <w:b w:val="off"/>
+                <w:i w:val="on"/>
+              </w:rPr>
+              <w:t>Смирнова</w:t>
+            </w:r>
+            <w:r>
+              <w:rPr>
+                <w:rFonts w:ascii="Times New Roman" w:eastAsia="Times New Roman" w:hAnsi="Times New Roman" w:cs="Times New Roman"/>
+                <w:sz w:val="20"/>
+                <w:szCs w:val="20"/>
+                <w:lang w:val="en-US"/>
+                <w:b w:val="off"/>
+                <w:i w:val="on"/>
+              </w:rPr>
+              <w:t>)</w:t>
+            </w:r>
+            <w:r>
+              <w:rPr>
+                <w:rFonts w:ascii="Times New Roman" w:eastAsia="Times New Roman" w:hAnsi="Times New Roman" w:cs="Times New Roman"/>
+                <w:sz w:val="20"/>
+                <w:szCs w:val="20"/>
+                <w:lang w:val="en-US"/>
+              </w:rPr>
+              <w:t xml:space="preserve">, епископа Пензенского, и с ним Васи́лия </w:t>
+            </w:r>
+            <w:r>
+              <w:rPr>
+                <w:rFonts w:ascii="Times New Roman" w:eastAsia="Times New Roman" w:hAnsi="Times New Roman" w:cs="Times New Roman"/>
+                <w:sz w:val="20"/>
+                <w:szCs w:val="20"/>
+                <w:lang w:val="en-US"/>
+                <w:b w:val="off"/>
+                <w:i w:val="on"/>
+              </w:rPr>
+              <w:t>Смирнова</w:t>
+            </w:r>
+            <w:r>
+              <w:rPr>
+                <w:rFonts w:ascii="Times New Roman" w:eastAsia="Times New Roman" w:hAnsi="Times New Roman" w:cs="Times New Roman"/>
+                <w:sz w:val="20"/>
+                <w:szCs w:val="20"/>
+                <w:lang w:val="en-US"/>
+              </w:rPr>
+              <w:t xml:space="preserve"> и Гаврии́ла </w:t>
+            </w:r>
+            <w:r>
+              <w:rPr>
+                <w:rFonts w:ascii="Times New Roman" w:eastAsia="Times New Roman" w:hAnsi="Times New Roman" w:cs="Times New Roman"/>
+                <w:sz w:val="20"/>
+                <w:szCs w:val="20"/>
+                <w:lang w:val="en-US"/>
+                <w:b w:val="off"/>
+                <w:i w:val="on"/>
+              </w:rPr>
+              <w:t>Архангельского</w:t>
+            </w:r>
+            <w:r>
+              <w:rPr>
+                <w:rFonts w:ascii="Times New Roman" w:eastAsia="Times New Roman" w:hAnsi="Times New Roman" w:cs="Times New Roman"/>
+                <w:sz w:val="20"/>
+                <w:szCs w:val="20"/>
+                <w:lang w:val="en-US"/>
+              </w:rPr>
+              <w:t xml:space="preserve">, пресвитеров </w:t>
+            </w:r>
+            <w:r>
+              <w:rPr>
+                <w:rFonts w:ascii="Times New Roman" w:eastAsia="Times New Roman" w:hAnsi="Times New Roman" w:cs="Times New Roman"/>
+                <w:sz w:val="20"/>
+                <w:szCs w:val="20"/>
+                <w:lang w:val="en-US"/>
+                <w:b w:val="on"/>
+                <w:i w:val="off"/>
+              </w:rPr>
+              <w:t/>
+            </w:r>
+            <w:r>
+              <w:rPr>
+                <w:rFonts w:ascii="Times New Roman" w:eastAsia="Times New Roman" w:hAnsi="Times New Roman" w:cs="Times New Roman"/>
+                <w:sz w:val="20"/>
+                <w:szCs w:val="20"/>
+                <w:lang w:val="en-US"/>
+                <w:b w:val="on"/>
+                <w:i w:val="off"/>
+              </w:rPr>
+              <w:t>(1937)</w:t>
+            </w:r>
+            <w:r>
+              <w:rPr>
+                <w:rFonts w:ascii="Times New Roman" w:eastAsia="Times New Roman" w:hAnsi="Times New Roman" w:cs="Times New Roman"/>
+                <w:sz w:val="20"/>
+                <w:szCs w:val="20"/>
+                <w:lang w:val="en-US"/>
+                <w:b w:val="on"/>
+                <w:i w:val="off"/>
+              </w:rPr>
+              <w:t/>
+            </w:r>
+            <w:r>
+              <w:rPr>
+                <w:rFonts w:ascii="Times New Roman" w:eastAsia="Times New Roman" w:hAnsi="Times New Roman" w:cs="Times New Roman"/>
+                <w:sz w:val="20"/>
+                <w:szCs w:val="20"/>
+                <w:lang w:val="en-US"/>
+              </w:rPr>
+              <w:t xml:space="preserve"> сщмчч. Иоа́нна </w:t>
+            </w:r>
+            <w:r>
+              <w:rPr>
+                <w:rFonts w:ascii="Times New Roman" w:eastAsia="Times New Roman" w:hAnsi="Times New Roman" w:cs="Times New Roman"/>
+                <w:sz w:val="20"/>
+                <w:szCs w:val="20"/>
+                <w:lang w:val="en-US"/>
+                <w:b w:val="off"/>
+                <w:i w:val="on"/>
+              </w:rPr>
+              <w:t>(Троянского)</w:t>
+            </w:r>
+            <w:r>
+              <w:rPr>
+                <w:rFonts w:ascii="Times New Roman" w:eastAsia="Times New Roman" w:hAnsi="Times New Roman" w:cs="Times New Roman"/>
+                <w:sz w:val="20"/>
+                <w:szCs w:val="20"/>
+                <w:lang w:val="en-US"/>
+              </w:rPr>
+              <w:t xml:space="preserve">, епископа Великолукского, Алекси́я </w:t>
+            </w:r>
+            <w:r>
+              <w:rPr>
+                <w:rFonts w:ascii="Times New Roman" w:eastAsia="Times New Roman" w:hAnsi="Times New Roman" w:cs="Times New Roman"/>
+                <w:sz w:val="20"/>
+                <w:szCs w:val="20"/>
+                <w:lang w:val="en-US"/>
+                <w:b w:val="off"/>
+                <w:i w:val="on"/>
+              </w:rPr>
+              <w:t>(Орлова)</w:t>
+            </w:r>
+            <w:r>
+              <w:rPr>
+                <w:rFonts w:ascii="Times New Roman" w:eastAsia="Times New Roman" w:hAnsi="Times New Roman" w:cs="Times New Roman"/>
+                <w:sz w:val="20"/>
+                <w:szCs w:val="20"/>
+                <w:lang w:val="en-US"/>
+              </w:rPr>
+              <w:t xml:space="preserve">, архиепископа Омского, Алекса́ндра </w:t>
+            </w:r>
+            <w:r>
+              <w:rPr>
+                <w:rFonts w:ascii="Times New Roman" w:eastAsia="Times New Roman" w:hAnsi="Times New Roman" w:cs="Times New Roman"/>
+                <w:sz w:val="20"/>
+                <w:szCs w:val="20"/>
+                <w:lang w:val="en-US"/>
+                <w:b w:val="off"/>
+                <w:i w:val="on"/>
+              </w:rPr>
+              <w:t>Ратьковского</w:t>
+            </w:r>
+            <w:r>
+              <w:rPr>
+                <w:rFonts w:ascii="Times New Roman" w:eastAsia="Times New Roman" w:hAnsi="Times New Roman" w:cs="Times New Roman"/>
+                <w:sz w:val="20"/>
+                <w:szCs w:val="20"/>
+                <w:lang w:val="en-US"/>
+              </w:rPr>
+              <w:t xml:space="preserve">, Михаила </w:t>
+            </w:r>
+            <w:r>
+              <w:rPr>
+                <w:rFonts w:ascii="Times New Roman" w:eastAsia="Times New Roman" w:hAnsi="Times New Roman" w:cs="Times New Roman"/>
+                <w:sz w:val="20"/>
+                <w:szCs w:val="20"/>
+                <w:lang w:val="en-US"/>
+                <w:b w:val="off"/>
+                <w:i w:val="on"/>
+              </w:rPr>
+              <w:t>Люберцева</w:t>
+            </w:r>
+            <w:r>
+              <w:rPr>
+                <w:rFonts w:ascii="Times New Roman" w:eastAsia="Times New Roman" w:hAnsi="Times New Roman" w:cs="Times New Roman"/>
+                <w:sz w:val="20"/>
+                <w:szCs w:val="20"/>
+                <w:lang w:val="en-US"/>
+              </w:rPr>
+              <w:t xml:space="preserve"> и Фео́дора </w:t>
+            </w:r>
+            <w:r>
+              <w:rPr>
+                <w:rFonts w:ascii="Times New Roman" w:eastAsia="Times New Roman" w:hAnsi="Times New Roman" w:cs="Times New Roman"/>
+                <w:sz w:val="20"/>
+                <w:szCs w:val="20"/>
+                <w:lang w:val="en-US"/>
+                <w:b w:val="off"/>
+                <w:i w:val="on"/>
+              </w:rPr>
+              <w:t>Маляровского</w:t>
+            </w:r>
+            <w:r>
+              <w:rPr>
+                <w:rFonts w:ascii="Times New Roman" w:eastAsia="Times New Roman" w:hAnsi="Times New Roman" w:cs="Times New Roman"/>
+                <w:sz w:val="20"/>
+                <w:szCs w:val="20"/>
+                <w:lang w:val="en-US"/>
+              </w:rPr>
+              <w:t xml:space="preserve">, пресвитеров, прмчч. Иларио́на </w:t>
+            </w:r>
+            <w:r>
+              <w:rPr>
+                <w:rFonts w:ascii="Times New Roman" w:eastAsia="Times New Roman" w:hAnsi="Times New Roman" w:cs="Times New Roman"/>
+                <w:sz w:val="20"/>
+                <w:szCs w:val="20"/>
+                <w:lang w:val="en-US"/>
+                <w:b w:val="off"/>
+                <w:i w:val="on"/>
+              </w:rPr>
+              <w:t>(Цурикова)</w:t>
+            </w:r>
+            <w:r>
+              <w:rPr>
+                <w:rFonts w:ascii="Times New Roman" w:eastAsia="Times New Roman" w:hAnsi="Times New Roman" w:cs="Times New Roman"/>
+                <w:sz w:val="20"/>
+                <w:szCs w:val="20"/>
+                <w:lang w:val="en-US"/>
+              </w:rPr>
+              <w:t xml:space="preserve">, Иоа́нна </w:t>
+            </w:r>
+            <w:r>
+              <w:rPr>
+                <w:rFonts w:ascii="Times New Roman" w:eastAsia="Times New Roman" w:hAnsi="Times New Roman" w:cs="Times New Roman"/>
+                <w:sz w:val="20"/>
+                <w:szCs w:val="20"/>
+                <w:lang w:val="en-US"/>
+                <w:b w:val="off"/>
+                <w:i w:val="on"/>
+              </w:rPr>
+              <w:t>(Лабы)</w:t>
+            </w:r>
+            <w:r>
+              <w:rPr>
+                <w:rFonts w:ascii="Times New Roman" w:eastAsia="Times New Roman" w:hAnsi="Times New Roman" w:cs="Times New Roman"/>
+                <w:sz w:val="20"/>
+                <w:szCs w:val="20"/>
+                <w:lang w:val="en-US"/>
+              </w:rPr>
+              <w:t xml:space="preserve"> и Иерофе́я </w:t>
+            </w:r>
+            <w:r>
+              <w:rPr>
+                <w:rFonts w:ascii="Times New Roman" w:eastAsia="Times New Roman" w:hAnsi="Times New Roman" w:cs="Times New Roman"/>
+                <w:sz w:val="20"/>
+                <w:szCs w:val="20"/>
+                <w:lang w:val="en-US"/>
+                <w:b w:val="off"/>
+                <w:i w:val="on"/>
+              </w:rPr>
+              <w:t>(Глазкова)</w:t>
+            </w:r>
+            <w:r>
+              <w:rPr>
+                <w:rFonts w:ascii="Times New Roman" w:eastAsia="Times New Roman" w:hAnsi="Times New Roman" w:cs="Times New Roman"/>
+                <w:sz w:val="20"/>
+                <w:szCs w:val="20"/>
+                <w:lang w:val="en-US"/>
+              </w:rPr>
+              <w:t xml:space="preserve">, иеромонахов </w:t>
+            </w:r>
+            <w:r>
+              <w:rPr>
+                <w:rFonts w:ascii="Times New Roman" w:eastAsia="Times New Roman" w:hAnsi="Times New Roman" w:cs="Times New Roman"/>
+                <w:sz w:val="20"/>
+                <w:szCs w:val="20"/>
+                <w:lang w:val="en-US"/>
+                <w:b w:val="on"/>
+                <w:i w:val="off"/>
+              </w:rPr>
+              <w:t/>
+            </w:r>
+            <w:r>
+              <w:rPr>
+                <w:rFonts w:ascii="Times New Roman" w:eastAsia="Times New Roman" w:hAnsi="Times New Roman" w:cs="Times New Roman"/>
+                <w:sz w:val="20"/>
+                <w:szCs w:val="20"/>
+                <w:lang w:val="en-US"/>
+                <w:b w:val="on"/>
+                <w:i w:val="off"/>
+              </w:rPr>
+              <w:t>(1937)</w:t>
+            </w:r>
+            <w:r>
+              <w:rPr>
+                <w:rFonts w:ascii="Times New Roman" w:eastAsia="Times New Roman" w:hAnsi="Times New Roman" w:cs="Times New Roman"/>
+                <w:sz w:val="20"/>
+                <w:szCs w:val="20"/>
+                <w:lang w:val="en-US"/>
+                <w:b w:val="on"/>
+                <w:i w:val="off"/>
+              </w:rPr>
+              <w:t/>
+            </w:r>
+            <w:r>
+              <w:rPr>
+                <w:rFonts w:ascii="Times New Roman" w:eastAsia="Times New Roman" w:hAnsi="Times New Roman" w:cs="Times New Roman"/>
+                <w:sz w:val="20"/>
+                <w:szCs w:val="20"/>
+                <w:lang w:val="en-US"/>
+              </w:rPr>
+              <w:t xml:space="preserve"> Иконы Божией Матери: Грузинская </w:t>
+            </w:r>
+            <w:r>
+              <w:rPr>
+                <w:rFonts w:ascii="Times New Roman" w:eastAsia="Times New Roman" w:hAnsi="Times New Roman" w:cs="Times New Roman"/>
+                <w:sz w:val="20"/>
+                <w:szCs w:val="20"/>
+                <w:lang w:val="en-US"/>
+                <w:b w:val="on"/>
+                <w:i w:val="off"/>
+              </w:rPr>
+              <w:t>(1650)</w:t>
+            </w:r>
+            <w:r>
+              <w:rPr>
+                <w:rFonts w:ascii="Times New Roman" w:eastAsia="Times New Roman" w:hAnsi="Times New Roman" w:cs="Times New Roman"/>
+                <w:sz w:val="20"/>
+                <w:szCs w:val="20"/>
+                <w:lang w:val="en-US"/>
+              </w:rPr>
+              <w:t/>
             </w:r>
           </w:p>
         </w:tc>
@@ -905,7 +2569,9 @@
                 <w:szCs w:val="36"/>
                 <w:lang w:val="en-US"/>
               </w:rPr>
-              <w:t>sat</w:t>
+              <w:t>5</w:t>
+              <w:br/>
+              <w:t>сентября</w:t>
             </w:r>
           </w:p>
           <w:p>
@@ -986,7 +2652,307 @@
                 <w:szCs w:val="20"/>
                 <w:lang w:val="en-US"/>
               </w:rPr>
-              <w:t>six</w:t>
+              <w:t xml:space="preserve"/>
+            </w:r>
+            <w:r>
+              <w:rPr>
+                <w:rFonts w:ascii="Times New Roman" w:eastAsia="Times New Roman" w:hAnsi="Times New Roman" w:cs="Times New Roman"/>
+                <w:sz w:val="22"/>
+                <w:szCs w:val="20"/>
+                <w:lang w:val="en-US"/>
+                <w:b w:val="on"/>
+                <w:i w:val="off"/>
+              </w:rPr>
+              <w:t>Седмица 14-я по Пятидесятнице. Поста нет. Глас 4-й</w:t>
+            </w:r>
+            <w:r>
+              <w:rPr>
+                <w:rFonts w:ascii="Times New Roman" w:eastAsia="Times New Roman" w:hAnsi="Times New Roman" w:cs="Times New Roman"/>
+                <w:sz w:val="20"/>
+                <w:szCs w:val="20"/>
+                <w:lang w:val="en-US"/>
+              </w:rPr>
+              <w:t xml:space="preserve">. </w:t>
+            </w:r>
+            <w:r>
+              <w:rPr>
+                <w:rFonts w:ascii="Times New Roman" w:eastAsia="Times New Roman" w:hAnsi="Times New Roman" w:cs="Times New Roman"/>
+                <w:sz w:val="20"/>
+                <w:szCs w:val="20"/>
+                <w:lang w:val="en-US"/>
+                <w:b w:val="on"/>
+                <w:i w:val="off"/>
+              </w:rPr>
+              <w:t>Отдание праздника Успения Пресвятой Богородицы</w:t>
+            </w:r>
+            <w:r>
+              <w:rPr>
+                <w:rFonts w:ascii="Times New Roman" w:eastAsia="Times New Roman" w:hAnsi="Times New Roman" w:cs="Times New Roman"/>
+                <w:sz w:val="20"/>
+                <w:szCs w:val="20"/>
+                <w:lang w:val="en-US"/>
+              </w:rPr>
+              <w:t xml:space="preserve"> Мч. Луппа Солунского </w:t>
+            </w:r>
+            <w:r>
+              <w:rPr>
+                <w:rFonts w:ascii="Times New Roman" w:eastAsia="Times New Roman" w:hAnsi="Times New Roman" w:cs="Times New Roman"/>
+                <w:sz w:val="20"/>
+                <w:szCs w:val="20"/>
+                <w:lang w:val="en-US"/>
+                <w:b w:val="on"/>
+                <w:i w:val="off"/>
+              </w:rPr>
+              <w:t>(ок. 306)</w:t>
+            </w:r>
+            <w:r>
+              <w:rPr>
+                <w:rFonts w:ascii="Times New Roman" w:eastAsia="Times New Roman" w:hAnsi="Times New Roman" w:cs="Times New Roman"/>
+                <w:sz w:val="20"/>
+                <w:szCs w:val="20"/>
+                <w:lang w:val="en-US"/>
+              </w:rPr>
+              <w:t xml:space="preserve"> Сщмч. Ирине́я, епископа Лионского </w:t>
+            </w:r>
+            <w:r>
+              <w:rPr>
+                <w:rFonts w:ascii="Times New Roman" w:eastAsia="Times New Roman" w:hAnsi="Times New Roman" w:cs="Times New Roman"/>
+                <w:sz w:val="20"/>
+                <w:szCs w:val="20"/>
+                <w:lang w:val="en-US"/>
+                <w:b w:val="on"/>
+                <w:i w:val="off"/>
+              </w:rPr>
+              <w:t>(202)</w:t>
+            </w:r>
+            <w:r>
+              <w:rPr>
+                <w:rFonts w:ascii="Times New Roman" w:eastAsia="Times New Roman" w:hAnsi="Times New Roman" w:cs="Times New Roman"/>
+                <w:sz w:val="20"/>
+                <w:szCs w:val="20"/>
+                <w:lang w:val="en-US"/>
+              </w:rPr>
+              <w:t xml:space="preserve"> прпп. Евти́хия, игумена </w:t>
+            </w:r>
+            <w:r>
+              <w:rPr>
+                <w:rFonts w:ascii="Times New Roman" w:eastAsia="Times New Roman" w:hAnsi="Times New Roman" w:cs="Times New Roman"/>
+                <w:sz w:val="20"/>
+                <w:szCs w:val="20"/>
+                <w:lang w:val="en-US"/>
+                <w:b w:val="on"/>
+                <w:i w:val="off"/>
+              </w:rPr>
+              <w:t>(ок. 540)</w:t>
+            </w:r>
+            <w:r>
+              <w:rPr>
+                <w:rFonts w:ascii="Times New Roman" w:eastAsia="Times New Roman" w:hAnsi="Times New Roman" w:cs="Times New Roman"/>
+                <w:sz w:val="20"/>
+                <w:szCs w:val="20"/>
+                <w:lang w:val="en-US"/>
+              </w:rPr>
+              <w:t xml:space="preserve">, и Флоре́нтия </w:t>
+            </w:r>
+            <w:r>
+              <w:rPr>
+                <w:rFonts w:ascii="Times New Roman" w:eastAsia="Times New Roman" w:hAnsi="Times New Roman" w:cs="Times New Roman"/>
+                <w:sz w:val="20"/>
+                <w:szCs w:val="20"/>
+                <w:lang w:val="en-US"/>
+                <w:b w:val="on"/>
+                <w:i w:val="off"/>
+              </w:rPr>
+              <w:t>(547)</w:t>
+            </w:r>
+            <w:r>
+              <w:rPr>
+                <w:rFonts w:ascii="Times New Roman" w:eastAsia="Times New Roman" w:hAnsi="Times New Roman" w:cs="Times New Roman"/>
+                <w:sz w:val="20"/>
+                <w:szCs w:val="20"/>
+                <w:lang w:val="en-US"/>
+              </w:rPr>
+              <w:t xml:space="preserve"> свт. Каллини́ка I, патриарха Константинопольского </w:t>
+            </w:r>
+            <w:r>
+              <w:rPr>
+                <w:rFonts w:ascii="Times New Roman" w:eastAsia="Times New Roman" w:hAnsi="Times New Roman" w:cs="Times New Roman"/>
+                <w:sz w:val="20"/>
+                <w:szCs w:val="20"/>
+                <w:lang w:val="en-US"/>
+                <w:b w:val="on"/>
+                <w:i w:val="off"/>
+              </w:rPr>
+              <w:t>(705)</w:t>
+            </w:r>
+            <w:r>
+              <w:rPr>
+                <w:rFonts w:ascii="Times New Roman" w:eastAsia="Times New Roman" w:hAnsi="Times New Roman" w:cs="Times New Roman"/>
+                <w:sz w:val="20"/>
+                <w:szCs w:val="20"/>
+                <w:lang w:val="en-US"/>
+              </w:rPr>
+              <w:t xml:space="preserve"> Сщмчч. Ефре́ма </w:t>
+            </w:r>
+            <w:r>
+              <w:rPr>
+                <w:rFonts w:ascii="Times New Roman" w:eastAsia="Times New Roman" w:hAnsi="Times New Roman" w:cs="Times New Roman"/>
+                <w:sz w:val="20"/>
+                <w:szCs w:val="20"/>
+                <w:lang w:val="en-US"/>
+                <w:b w:val="off"/>
+                <w:i w:val="on"/>
+              </w:rPr>
+              <w:t>(Кузнецова)</w:t>
+            </w:r>
+            <w:r>
+              <w:rPr>
+                <w:rFonts w:ascii="Times New Roman" w:eastAsia="Times New Roman" w:hAnsi="Times New Roman" w:cs="Times New Roman"/>
+                <w:sz w:val="20"/>
+                <w:szCs w:val="20"/>
+                <w:lang w:val="en-US"/>
+              </w:rPr>
+              <w:t xml:space="preserve">, епископа Селенгинского, Вячесла́ва </w:t>
+            </w:r>
+            <w:r>
+              <w:rPr>
+                <w:rFonts w:ascii="Times New Roman" w:eastAsia="Times New Roman" w:hAnsi="Times New Roman" w:cs="Times New Roman"/>
+                <w:sz w:val="20"/>
+                <w:szCs w:val="20"/>
+                <w:lang w:val="en-US"/>
+                <w:b w:val="off"/>
+                <w:i w:val="on"/>
+              </w:rPr>
+              <w:t>Закедского</w:t>
+            </w:r>
+            <w:r>
+              <w:rPr>
+                <w:rFonts w:ascii="Times New Roman" w:eastAsia="Times New Roman" w:hAnsi="Times New Roman" w:cs="Times New Roman"/>
+                <w:sz w:val="20"/>
+                <w:szCs w:val="20"/>
+                <w:lang w:val="en-US"/>
+              </w:rPr>
+              <w:t xml:space="preserve">, Иоа́нна </w:t>
+            </w:r>
+            <w:r>
+              <w:rPr>
+                <w:rFonts w:ascii="Times New Roman" w:eastAsia="Times New Roman" w:hAnsi="Times New Roman" w:cs="Times New Roman"/>
+                <w:sz w:val="20"/>
+                <w:szCs w:val="20"/>
+                <w:lang w:val="en-US"/>
+                <w:b w:val="off"/>
+                <w:i w:val="on"/>
+              </w:rPr>
+              <w:t>Восторгова</w:t>
+            </w:r>
+            <w:r>
+              <w:rPr>
+                <w:rFonts w:ascii="Times New Roman" w:eastAsia="Times New Roman" w:hAnsi="Times New Roman" w:cs="Times New Roman"/>
+                <w:sz w:val="20"/>
+                <w:szCs w:val="20"/>
+                <w:lang w:val="en-US"/>
+              </w:rPr>
+              <w:t xml:space="preserve">, пресвитеров и мч. Николая </w:t>
+            </w:r>
+            <w:r>
+              <w:rPr>
+                <w:rFonts w:ascii="Times New Roman" w:eastAsia="Times New Roman" w:hAnsi="Times New Roman" w:cs="Times New Roman"/>
+                <w:sz w:val="20"/>
+                <w:szCs w:val="20"/>
+                <w:lang w:val="en-US"/>
+                <w:b w:val="off"/>
+                <w:i w:val="on"/>
+              </w:rPr>
+              <w:t>Варжанского</w:t>
+            </w:r>
+            <w:r>
+              <w:rPr>
+                <w:rFonts w:ascii="Times New Roman" w:eastAsia="Times New Roman" w:hAnsi="Times New Roman" w:cs="Times New Roman"/>
+                <w:sz w:val="20"/>
+                <w:szCs w:val="20"/>
+                <w:lang w:val="en-US"/>
+              </w:rPr>
+              <w:t xml:space="preserve"> </w:t>
+            </w:r>
+            <w:r>
+              <w:rPr>
+                <w:rFonts w:ascii="Times New Roman" w:eastAsia="Times New Roman" w:hAnsi="Times New Roman" w:cs="Times New Roman"/>
+                <w:sz w:val="20"/>
+                <w:szCs w:val="20"/>
+                <w:lang w:val="en-US"/>
+                <w:b w:val="on"/>
+                <w:i w:val="off"/>
+              </w:rPr>
+              <w:t>(1918)</w:t>
+            </w:r>
+            <w:r>
+              <w:rPr>
+                <w:rFonts w:ascii="Times New Roman" w:eastAsia="Times New Roman" w:hAnsi="Times New Roman" w:cs="Times New Roman"/>
+                <w:sz w:val="20"/>
+                <w:szCs w:val="20"/>
+                <w:lang w:val="en-US"/>
+              </w:rPr>
+              <w:t xml:space="preserve"> сщмчч. Павла </w:t>
+            </w:r>
+            <w:r>
+              <w:rPr>
+                <w:rFonts w:ascii="Times New Roman" w:eastAsia="Times New Roman" w:hAnsi="Times New Roman" w:cs="Times New Roman"/>
+                <w:sz w:val="20"/>
+                <w:szCs w:val="20"/>
+                <w:lang w:val="en-US"/>
+                <w:b w:val="off"/>
+                <w:i w:val="on"/>
+              </w:rPr>
+              <w:t>Гайдая</w:t>
+            </w:r>
+            <w:r>
+              <w:rPr>
+                <w:rFonts w:ascii="Times New Roman" w:eastAsia="Times New Roman" w:hAnsi="Times New Roman" w:cs="Times New Roman"/>
+                <w:sz w:val="20"/>
+                <w:szCs w:val="20"/>
+                <w:lang w:val="en-US"/>
+              </w:rPr>
+              <w:t xml:space="preserve"> и Иоа́нна </w:t>
+            </w:r>
+            <w:r>
+              <w:rPr>
+                <w:rFonts w:ascii="Times New Roman" w:eastAsia="Times New Roman" w:hAnsi="Times New Roman" w:cs="Times New Roman"/>
+                <w:sz w:val="20"/>
+                <w:szCs w:val="20"/>
+                <w:lang w:val="en-US"/>
+                <w:b w:val="off"/>
+                <w:i w:val="on"/>
+              </w:rPr>
+              <w:t>Карабанова</w:t>
+            </w:r>
+            <w:r>
+              <w:rPr>
+                <w:rFonts w:ascii="Times New Roman" w:eastAsia="Times New Roman" w:hAnsi="Times New Roman" w:cs="Times New Roman"/>
+                <w:sz w:val="20"/>
+                <w:szCs w:val="20"/>
+                <w:lang w:val="en-US"/>
+              </w:rPr>
+              <w:t xml:space="preserve">, пресвитеров </w:t>
+            </w:r>
+            <w:r>
+              <w:rPr>
+                <w:rFonts w:ascii="Times New Roman" w:eastAsia="Times New Roman" w:hAnsi="Times New Roman" w:cs="Times New Roman"/>
+                <w:sz w:val="20"/>
+                <w:szCs w:val="20"/>
+                <w:lang w:val="en-US"/>
+                <w:b w:val="on"/>
+                <w:i w:val="off"/>
+              </w:rPr>
+              <w:t>(1937)</w:t>
+            </w:r>
+            <w:r>
+              <w:rPr>
+                <w:rFonts w:ascii="Times New Roman" w:eastAsia="Times New Roman" w:hAnsi="Times New Roman" w:cs="Times New Roman"/>
+                <w:sz w:val="20"/>
+                <w:szCs w:val="20"/>
+                <w:lang w:val="en-US"/>
+              </w:rPr>
+              <w:t/>
             </w:r>
           </w:p>
         </w:tc>
@@ -1025,7 +2991,9 @@
                 <w:szCs w:val="36"/>
                 <w:lang w:val="en-US"/>
               </w:rPr>
-              <w:t>sun</w:t>
+              <w:t>6</w:t>
+              <w:br/>
+              <w:t>сентября</w:t>
             </w:r>
           </w:p>
           <w:p>
@@ -1231,7 +3199,435 @@
                 <w:szCs w:val="20"/>
                 <w:lang w:val="en-US"/>
               </w:rPr>
-              <w:t>seven</w:t>
+              <w:t xml:space="preserve"/>
+            </w:r>
+            <w:r>
+              <w:rPr>
+                <w:rFonts w:ascii="Times New Roman" w:eastAsia="Times New Roman" w:hAnsi="Times New Roman" w:cs="Times New Roman"/>
+                <w:sz w:val="22"/>
+                <w:szCs w:val="20"/>
+                <w:lang w:val="en-US"/>
+                <w:b w:val="on"/>
+                <w:i w:val="off"/>
+              </w:rPr>
+              <w:t>Неделя 14-я по Пятидесятнице. Поста нет. Глас 5-й</w:t>
+            </w:r>
+            <w:r>
+              <w:rPr>
+                <w:rFonts w:ascii="Times New Roman" w:eastAsia="Times New Roman" w:hAnsi="Times New Roman" w:cs="Times New Roman"/>
+                <w:sz w:val="20"/>
+                <w:szCs w:val="20"/>
+                <w:lang w:val="en-US"/>
+              </w:rPr>
+              <w:t xml:space="preserve">. Сщмч. Евти́хия, епископа, ученика ап. Иоа́нна Богослова </w:t>
+            </w:r>
+            <w:r>
+              <w:rPr>
+                <w:rFonts w:ascii="Times New Roman" w:eastAsia="Times New Roman" w:hAnsi="Times New Roman" w:cs="Times New Roman"/>
+                <w:sz w:val="20"/>
+                <w:szCs w:val="20"/>
+                <w:lang w:val="en-US"/>
+                <w:b w:val="on"/>
+                <w:i w:val="off"/>
+              </w:rPr>
+              <w:t>(I)</w:t>
+            </w:r>
+            <w:r>
+              <w:rPr>
+                <w:rFonts w:ascii="Times New Roman" w:eastAsia="Times New Roman" w:hAnsi="Times New Roman" w:cs="Times New Roman"/>
+                <w:sz w:val="20"/>
+                <w:szCs w:val="20"/>
+                <w:lang w:val="en-US"/>
+              </w:rPr>
+              <w:t xml:space="preserve"> </w:t>
+            </w:r>
+            <w:r>
+              <w:rPr>
+                <w:rFonts w:ascii="Times New Roman" w:eastAsia="Times New Roman" w:hAnsi="Times New Roman" w:cs="Times New Roman"/>
+                <w:sz w:val="20"/>
+                <w:szCs w:val="20"/>
+                <w:lang w:val="en-US"/>
+                <w:b w:val="on"/>
+                <w:i w:val="off"/>
+              </w:rPr>
+              <w:t xml:space="preserve">Перенесение мощей свт. Петра Московского, митрополита Киевского и всея Руси, чудотворца </w:t>
+            </w:r>
+            <w:r>
+              <w:rPr>
+                <w:rFonts w:ascii="Times New Roman" w:eastAsia="Times New Roman" w:hAnsi="Times New Roman" w:cs="Times New Roman"/>
+                <w:sz w:val="20"/>
+                <w:szCs w:val="20"/>
+                <w:lang w:val="en-US"/>
+                <w:b w:val="on"/>
+                <w:i w:val="off"/>
+              </w:rPr>
+              <w:t>(1479)</w:t>
+            </w:r>
+            <w:r>
+              <w:rPr>
+                <w:rFonts w:ascii="Times New Roman" w:eastAsia="Times New Roman" w:hAnsi="Times New Roman" w:cs="Times New Roman"/>
+                <w:sz w:val="20"/>
+                <w:szCs w:val="20"/>
+                <w:lang w:val="en-US"/>
+                <w:b w:val="on"/>
+                <w:i w:val="off"/>
+              </w:rPr>
+              <w:t/>
+            </w:r>
+            <w:r>
+              <w:rPr>
+                <w:rFonts w:ascii="Times New Roman" w:eastAsia="Times New Roman" w:hAnsi="Times New Roman" w:cs="Times New Roman"/>
+                <w:sz w:val="20"/>
+                <w:szCs w:val="20"/>
+                <w:lang w:val="en-US"/>
+              </w:rPr>
+              <w:t xml:space="preserve"> Прп. Арсе́ния Коме́льского, игумена </w:t>
+            </w:r>
+            <w:r>
+              <w:rPr>
+                <w:rFonts w:ascii="Times New Roman" w:eastAsia="Times New Roman" w:hAnsi="Times New Roman" w:cs="Times New Roman"/>
+                <w:sz w:val="20"/>
+                <w:szCs w:val="20"/>
+                <w:lang w:val="en-US"/>
+                <w:b w:val="on"/>
+                <w:i w:val="off"/>
+              </w:rPr>
+              <w:t>(1550)</w:t>
+            </w:r>
+            <w:r>
+              <w:rPr>
+                <w:rFonts w:ascii="Times New Roman" w:eastAsia="Times New Roman" w:hAnsi="Times New Roman" w:cs="Times New Roman"/>
+                <w:sz w:val="20"/>
+                <w:szCs w:val="20"/>
+                <w:lang w:val="en-US"/>
+              </w:rPr>
+              <w:t xml:space="preserve"> прп. Аристо́клия (Амвросиева), старца Московского </w:t>
+            </w:r>
+            <w:r>
+              <w:rPr>
+                <w:rFonts w:ascii="Times New Roman" w:eastAsia="Times New Roman" w:hAnsi="Times New Roman" w:cs="Times New Roman"/>
+                <w:sz w:val="20"/>
+                <w:szCs w:val="20"/>
+                <w:lang w:val="en-US"/>
+                <w:b w:val="on"/>
+                <w:i w:val="off"/>
+              </w:rPr>
+              <w:t/>
+            </w:r>
+            <w:r>
+              <w:rPr>
+                <w:rFonts w:ascii="Times New Roman" w:eastAsia="Times New Roman" w:hAnsi="Times New Roman" w:cs="Times New Roman"/>
+                <w:sz w:val="20"/>
+                <w:szCs w:val="20"/>
+                <w:lang w:val="en-US"/>
+                <w:b w:val="on"/>
+                <w:i w:val="off"/>
+              </w:rPr>
+              <w:t>(1918)</w:t>
+            </w:r>
+            <w:r>
+              <w:rPr>
+                <w:rFonts w:ascii="Times New Roman" w:eastAsia="Times New Roman" w:hAnsi="Times New Roman" w:cs="Times New Roman"/>
+                <w:sz w:val="20"/>
+                <w:szCs w:val="20"/>
+                <w:lang w:val="en-US"/>
+                <w:b w:val="on"/>
+                <w:i w:val="off"/>
+              </w:rPr>
+              <w:t/>
+            </w:r>
+            <w:r>
+              <w:rPr>
+                <w:rFonts w:ascii="Times New Roman" w:eastAsia="Times New Roman" w:hAnsi="Times New Roman" w:cs="Times New Roman"/>
+                <w:sz w:val="20"/>
+                <w:szCs w:val="20"/>
+                <w:lang w:val="en-US"/>
+              </w:rPr>
+              <w:t xml:space="preserve"> мч. Татио́на Клавдиопольского (Вифинского) </w:t>
+            </w:r>
+            <w:r>
+              <w:rPr>
+                <w:rFonts w:ascii="Times New Roman" w:eastAsia="Times New Roman" w:hAnsi="Times New Roman" w:cs="Times New Roman"/>
+                <w:sz w:val="20"/>
+                <w:szCs w:val="20"/>
+                <w:lang w:val="en-US"/>
+                <w:b w:val="on"/>
+                <w:i w:val="off"/>
+              </w:rPr>
+              <w:t>(305)</w:t>
+            </w:r>
+            <w:r>
+              <w:rPr>
+                <w:rFonts w:ascii="Times New Roman" w:eastAsia="Times New Roman" w:hAnsi="Times New Roman" w:cs="Times New Roman"/>
+                <w:sz w:val="20"/>
+                <w:szCs w:val="20"/>
+                <w:lang w:val="en-US"/>
+              </w:rPr>
+              <w:t xml:space="preserve"> мц. Си́ры, девы Персидской </w:t>
+            </w:r>
+            <w:r>
+              <w:rPr>
+                <w:rFonts w:ascii="Times New Roman" w:eastAsia="Times New Roman" w:hAnsi="Times New Roman" w:cs="Times New Roman"/>
+                <w:sz w:val="20"/>
+                <w:szCs w:val="20"/>
+                <w:lang w:val="en-US"/>
+                <w:b w:val="on"/>
+                <w:i w:val="off"/>
+              </w:rPr>
+              <w:t>(558)</w:t>
+            </w:r>
+            <w:r>
+              <w:rPr>
+                <w:rFonts w:ascii="Times New Roman" w:eastAsia="Times New Roman" w:hAnsi="Times New Roman" w:cs="Times New Roman"/>
+                <w:sz w:val="20"/>
+                <w:szCs w:val="20"/>
+                <w:lang w:val="en-US"/>
+              </w:rPr>
+              <w:t xml:space="preserve"> прп. Гео́ргия Лимниота (Озерника) </w:t>
+            </w:r>
+            <w:r>
+              <w:rPr>
+                <w:rFonts w:ascii="Times New Roman" w:eastAsia="Times New Roman" w:hAnsi="Times New Roman" w:cs="Times New Roman"/>
+                <w:sz w:val="20"/>
+                <w:szCs w:val="20"/>
+                <w:lang w:val="en-US"/>
+                <w:b w:val="on"/>
+                <w:i w:val="off"/>
+              </w:rPr>
+              <w:t>(ок. 716)</w:t>
+            </w:r>
+            <w:r>
+              <w:rPr>
+                <w:rFonts w:ascii="Times New Roman" w:eastAsia="Times New Roman" w:hAnsi="Times New Roman" w:cs="Times New Roman"/>
+                <w:sz w:val="20"/>
+                <w:szCs w:val="20"/>
+                <w:lang w:val="en-US"/>
+              </w:rPr>
+              <w:t xml:space="preserve"> </w:t>
+            </w:r>
+            <w:r>
+              <w:rPr>
+                <w:rFonts w:ascii="Times New Roman" w:eastAsia="Times New Roman" w:hAnsi="Times New Roman" w:cs="Times New Roman"/>
+                <w:sz w:val="20"/>
+                <w:szCs w:val="20"/>
+                <w:lang w:val="en-US"/>
+                <w:b w:val="on"/>
+                <w:i w:val="off"/>
+              </w:rPr>
+              <w:t xml:space="preserve">равноап. Космы́ Этолийского, иеромонаха </w:t>
+            </w:r>
+            <w:r>
+              <w:rPr>
+                <w:rFonts w:ascii="Times New Roman" w:eastAsia="Times New Roman" w:hAnsi="Times New Roman" w:cs="Times New Roman"/>
+                <w:sz w:val="20"/>
+                <w:szCs w:val="20"/>
+                <w:lang w:val="en-US"/>
+                <w:b w:val="on"/>
+                <w:i w:val="off"/>
+              </w:rPr>
+              <w:t>(1779)</w:t>
+            </w:r>
+            <w:r>
+              <w:rPr>
+                <w:rFonts w:ascii="Times New Roman" w:eastAsia="Times New Roman" w:hAnsi="Times New Roman" w:cs="Times New Roman"/>
+                <w:sz w:val="20"/>
+                <w:szCs w:val="20"/>
+                <w:lang w:val="en-US"/>
+                <w:b w:val="on"/>
+                <w:i w:val="off"/>
+              </w:rPr>
+              <w:t/>
+            </w:r>
+            <w:r>
+              <w:rPr>
+                <w:rFonts w:ascii="Times New Roman" w:eastAsia="Times New Roman" w:hAnsi="Times New Roman" w:cs="Times New Roman"/>
+                <w:sz w:val="20"/>
+                <w:szCs w:val="20"/>
+                <w:lang w:val="en-US"/>
+              </w:rPr>
+              <w:t xml:space="preserve"> сщмч. Максима Горлицкого, пресвитера </w:t>
+            </w:r>
+            <w:r>
+              <w:rPr>
+                <w:rFonts w:ascii="Times New Roman" w:eastAsia="Times New Roman" w:hAnsi="Times New Roman" w:cs="Times New Roman"/>
+                <w:sz w:val="20"/>
+                <w:szCs w:val="20"/>
+                <w:lang w:val="en-US"/>
+                <w:b w:val="on"/>
+                <w:i w:val="off"/>
+              </w:rPr>
+              <w:t>(1914)</w:t>
+            </w:r>
+            <w:r>
+              <w:rPr>
+                <w:rFonts w:ascii="Times New Roman" w:eastAsia="Times New Roman" w:hAnsi="Times New Roman" w:cs="Times New Roman"/>
+                <w:sz w:val="20"/>
+                <w:szCs w:val="20"/>
+                <w:lang w:val="en-US"/>
+              </w:rPr>
+              <w:t xml:space="preserve"> </w:t>
+            </w:r>
+            <w:r>
+              <w:rPr>
+                <w:rFonts w:ascii="Times New Roman" w:eastAsia="Times New Roman" w:hAnsi="Times New Roman" w:cs="Times New Roman"/>
+                <w:sz w:val="20"/>
+                <w:szCs w:val="20"/>
+                <w:lang w:val="en-US"/>
+                <w:b w:val="on"/>
+                <w:i w:val="off"/>
+              </w:rPr>
+              <w:t>Собор Московских святых</w:t>
+            </w:r>
+            <w:r>
+              <w:rPr>
+                <w:rFonts w:ascii="Times New Roman" w:eastAsia="Times New Roman" w:hAnsi="Times New Roman" w:cs="Times New Roman"/>
+                <w:sz w:val="20"/>
+                <w:szCs w:val="20"/>
+                <w:lang w:val="en-US"/>
+              </w:rPr>
+              <w:t xml:space="preserve"> </w:t>
+            </w:r>
+            <w:r>
+              <w:rPr>
+                <w:rFonts w:ascii="Times New Roman" w:eastAsia="Times New Roman" w:hAnsi="Times New Roman" w:cs="Times New Roman"/>
+                <w:sz w:val="20"/>
+                <w:szCs w:val="20"/>
+                <w:lang w:val="en-US"/>
+                <w:b w:val="on"/>
+                <w:i w:val="off"/>
+              </w:rPr>
+              <w:t>(переходящее празднование в воскресенье перед 11 сентября)</w:t>
+            </w:r>
+            <w:r>
+              <w:rPr>
+                <w:rFonts w:ascii="Times New Roman" w:eastAsia="Times New Roman" w:hAnsi="Times New Roman" w:cs="Times New Roman"/>
+                <w:sz w:val="20"/>
+                <w:szCs w:val="20"/>
+                <w:lang w:val="en-US"/>
+              </w:rPr>
+              <w:t xml:space="preserve"> Сщмч. Михаила </w:t>
+            </w:r>
+            <w:r>
+              <w:rPr>
+                <w:rFonts w:ascii="Times New Roman" w:eastAsia="Times New Roman" w:hAnsi="Times New Roman" w:cs="Times New Roman"/>
+                <w:sz w:val="20"/>
+                <w:szCs w:val="20"/>
+                <w:lang w:val="en-US"/>
+                <w:b w:val="off"/>
+                <w:i w:val="on"/>
+              </w:rPr>
+              <w:t>Воскресенского</w:t>
+            </w:r>
+            <w:r>
+              <w:rPr>
+                <w:rFonts w:ascii="Times New Roman" w:eastAsia="Times New Roman" w:hAnsi="Times New Roman" w:cs="Times New Roman"/>
+                <w:sz w:val="20"/>
+                <w:szCs w:val="20"/>
+                <w:lang w:val="en-US"/>
+              </w:rPr>
+              <w:t xml:space="preserve">, пресвитера, и с ним 28-ми мучеников </w:t>
+            </w:r>
+            <w:r>
+              <w:rPr>
+                <w:rFonts w:ascii="Times New Roman" w:eastAsia="Times New Roman" w:hAnsi="Times New Roman" w:cs="Times New Roman"/>
+                <w:sz w:val="20"/>
+                <w:szCs w:val="20"/>
+                <w:lang w:val="en-US"/>
+                <w:b w:val="on"/>
+                <w:i w:val="off"/>
+              </w:rPr>
+              <w:t/>
+            </w:r>
+            <w:r>
+              <w:rPr>
+                <w:rFonts w:ascii="Times New Roman" w:eastAsia="Times New Roman" w:hAnsi="Times New Roman" w:cs="Times New Roman"/>
+                <w:sz w:val="20"/>
+                <w:szCs w:val="20"/>
+                <w:lang w:val="en-US"/>
+                <w:b w:val="on"/>
+                <w:i w:val="off"/>
+              </w:rPr>
+              <w:t>(1918)</w:t>
+            </w:r>
+            <w:r>
+              <w:rPr>
+                <w:rFonts w:ascii="Times New Roman" w:eastAsia="Times New Roman" w:hAnsi="Times New Roman" w:cs="Times New Roman"/>
+                <w:sz w:val="20"/>
+                <w:szCs w:val="20"/>
+                <w:lang w:val="en-US"/>
+                <w:b w:val="on"/>
+                <w:i w:val="off"/>
+              </w:rPr>
+              <w:t/>
+            </w:r>
+            <w:r>
+              <w:rPr>
+                <w:rFonts w:ascii="Times New Roman" w:eastAsia="Times New Roman" w:hAnsi="Times New Roman" w:cs="Times New Roman"/>
+                <w:sz w:val="20"/>
+                <w:szCs w:val="20"/>
+                <w:lang w:val="en-US"/>
+              </w:rPr>
+              <w:t xml:space="preserve"> прмч. Серафи́ма </w:t>
+            </w:r>
+            <w:r>
+              <w:rPr>
+                <w:rFonts w:ascii="Times New Roman" w:eastAsia="Times New Roman" w:hAnsi="Times New Roman" w:cs="Times New Roman"/>
+                <w:sz w:val="20"/>
+                <w:szCs w:val="20"/>
+                <w:lang w:val="en-US"/>
+                <w:b w:val="off"/>
+                <w:i w:val="on"/>
+              </w:rPr>
+              <w:t>(Шахмутя)</w:t>
+            </w:r>
+            <w:r>
+              <w:rPr>
+                <w:rFonts w:ascii="Times New Roman" w:eastAsia="Times New Roman" w:hAnsi="Times New Roman" w:cs="Times New Roman"/>
+                <w:sz w:val="20"/>
+                <w:szCs w:val="20"/>
+                <w:lang w:val="en-US"/>
+              </w:rPr>
+              <w:t xml:space="preserve">, архимандрита </w:t>
+            </w:r>
+            <w:r>
+              <w:rPr>
+                <w:rFonts w:ascii="Times New Roman" w:eastAsia="Times New Roman" w:hAnsi="Times New Roman" w:cs="Times New Roman"/>
+                <w:sz w:val="20"/>
+                <w:szCs w:val="20"/>
+                <w:lang w:val="en-US"/>
+                <w:b w:val="on"/>
+                <w:i w:val="off"/>
+              </w:rPr>
+              <w:t>(1946)</w:t>
+            </w:r>
+            <w:r>
+              <w:rPr>
+                <w:rFonts w:ascii="Times New Roman" w:eastAsia="Times New Roman" w:hAnsi="Times New Roman" w:cs="Times New Roman"/>
+                <w:sz w:val="20"/>
+                <w:szCs w:val="20"/>
+                <w:lang w:val="en-US"/>
+              </w:rPr>
+              <w:t xml:space="preserve"> Иконы Божией Матери: Петровская </w:t>
+            </w:r>
+            <w:r>
+              <w:rPr>
+                <w:rFonts w:ascii="Times New Roman" w:eastAsia="Times New Roman" w:hAnsi="Times New Roman" w:cs="Times New Roman"/>
+                <w:sz w:val="20"/>
+                <w:szCs w:val="20"/>
+                <w:lang w:val="en-US"/>
+                <w:b w:val="on"/>
+                <w:i w:val="off"/>
+              </w:rPr>
+              <w:t>(ок. 1306)</w:t>
+            </w:r>
+            <w:r>
+              <w:rPr>
+                <w:rFonts w:ascii="Times New Roman" w:eastAsia="Times New Roman" w:hAnsi="Times New Roman" w:cs="Times New Roman"/>
+                <w:sz w:val="20"/>
+                <w:szCs w:val="20"/>
+                <w:lang w:val="en-US"/>
+              </w:rPr>
+              <w:t/>
             </w:r>
           </w:p>
         </w:tc>
